--- a/docs/manuals/generated/Prudentia-AI-End-User-Manual.docx
+++ b/docs/manuals/generated/Prudentia-AI-End-User-Manual.docx
@@ -21,7 +21,7 @@
         <w:rPr>
           <w:rFonts w:ascii="Calibri" w:hAnsi="Calibri"/>
         </w:rPr>
-        <w:t>Last updated: 2026-06-30</w:t>
+        <w:t>Last updated: 2026-07-07</w:t>
       </w:r>
     </w:p>
     <w:p>
@@ -29,7 +29,7 @@
         <w:rPr>
           <w:rFonts w:ascii="Calibri" w:hAnsi="Calibri"/>
         </w:rPr>
-        <w:t>This manual explains how to use the Prudentia AI web application after it is running. It is written for members, contributors, reviewers, and auditors. If the application itself is not running yet, use the Operator Manual (operator-manual.md) first.</w:t>
+        <w:t>This manual explains how to use the Prudentia AI web application after it is running. It is written for Chat Members, Document Contributors, Audit Viewers, and scoped admins. If the application itself is not running yet, use the Operator Manual (operator-manual.md) first.</w:t>
       </w:r>
     </w:p>
     <w:p>
@@ -92,7 +92,7 @@
         <w:rPr>
           <w:rFonts w:ascii="Calibri" w:hAnsi="Calibri"/>
         </w:rPr>
-        <w:t>Track indexing and review low-confidence OCR when permitted.</w:t>
+        <w:t>Track indexing and resolve Review Queue items when permitted.</w:t>
       </w:r>
     </w:p>
     <w:p>
@@ -201,7 +201,7 @@
         <w:rPr>
           <w:rFonts w:ascii="Calibri" w:hAnsi="Calibri"/>
         </w:rPr>
-        <w:t>Configure model providers, runtime roles, ingestion defaults, and vLLM limits.</w:t>
+        <w:t>Configure model providers, runtime roles, ingestion controls, and vLLM limits.</w:t>
       </w:r>
     </w:p>
     <w:p>
@@ -321,7 +321,7 @@
         <w:rPr>
           <w:rFonts w:ascii="Calibri" w:hAnsi="Calibri"/>
         </w:rPr>
-        <w:t>Access Platform Admin-only Configs.</w:t>
+        <w:t>Access Platform Admin-only Runtime Settings.</w:t>
       </w:r>
     </w:p>
     <w:p>
@@ -344,140 +344,6 @@
           <w:rFonts w:ascii="Calibri" w:hAnsi="Calibri"/>
         </w:rPr>
         <w:t>Create, edit, or delete Platform Admin accounts.</w:t>
-      </w:r>
-    </w:p>
-    <w:p>
-      <w:pPr>
-        <w:pStyle w:val="Heading3"/>
-      </w:pPr>
-      <w:r>
-        <w:rPr>
-          <w:rFonts w:ascii="Calibri" w:hAnsi="Calibri"/>
-        </w:rPr>
-        <w:t>User Manager</w:t>
-      </w:r>
-    </w:p>
-    <w:p>
-      <w:r>
-        <w:rPr>
-          <w:rFonts w:ascii="Calibri" w:hAnsi="Calibri"/>
-        </w:rPr>
-        <w:t>Why it exists: Creates and maintains accounts without access to document content or system settings.</w:t>
-      </w:r>
-    </w:p>
-    <w:p>
-      <w:r>
-        <w:rPr>
-          <w:rFonts w:ascii="Calibri" w:hAnsi="Calibri"/>
-        </w:rPr>
-        <w:t>Can do:</w:t>
-      </w:r>
-    </w:p>
-    <w:p>
-      <w:pPr>
-        <w:pStyle w:val="ListBullet"/>
-      </w:pPr>
-      <w:r>
-        <w:rPr>
-          <w:rFonts w:ascii="Calibri" w:hAnsi="Calibri"/>
-        </w:rPr>
-        <w:t>Open User Management.</w:t>
-      </w:r>
-    </w:p>
-    <w:p>
-      <w:pPr>
-        <w:pStyle w:val="ListBullet"/>
-      </w:pPr>
-      <w:r>
-        <w:rPr>
-          <w:rFonts w:ascii="Calibri" w:hAnsi="Calibri"/>
-        </w:rPr>
-        <w:t>Create and edit allowed user accounts.</w:t>
-      </w:r>
-    </w:p>
-    <w:p>
-      <w:pPr>
-        <w:pStyle w:val="ListBullet"/>
-      </w:pPr>
-      <w:r>
-        <w:rPr>
-          <w:rFonts w:ascii="Calibri" w:hAnsi="Calibri"/>
-        </w:rPr>
-        <w:t>Assign account types, clearance, active state, and Knowledge Space memberships within the manager's own allowed scope.</w:t>
-      </w:r>
-    </w:p>
-    <w:p>
-      <w:pPr>
-        <w:pStyle w:val="ListBullet"/>
-      </w:pPr>
-      <w:r>
-        <w:rPr>
-          <w:rFonts w:ascii="Calibri" w:hAnsi="Calibri"/>
-        </w:rPr>
-        <w:t>Reset passwords for managed users.</w:t>
-      </w:r>
-    </w:p>
-    <w:p>
-      <w:r>
-        <w:rPr>
-          <w:rFonts w:ascii="Calibri" w:hAnsi="Calibri"/>
-        </w:rPr>
-        <w:t>Cannot do:</w:t>
-      </w:r>
-    </w:p>
-    <w:p>
-      <w:pPr>
-        <w:pStyle w:val="ListBullet"/>
-      </w:pPr>
-      <w:r>
-        <w:rPr>
-          <w:rFonts w:ascii="Calibri" w:hAnsi="Calibri"/>
-        </w:rPr>
-        <w:t>Query documents.</w:t>
-      </w:r>
-    </w:p>
-    <w:p>
-      <w:pPr>
-        <w:pStyle w:val="ListBullet"/>
-      </w:pPr>
-      <w:r>
-        <w:rPr>
-          <w:rFonts w:ascii="Calibri" w:hAnsi="Calibri"/>
-        </w:rPr>
-        <w:t>Upload files.</w:t>
-      </w:r>
-    </w:p>
-    <w:p>
-      <w:pPr>
-        <w:pStyle w:val="ListBullet"/>
-      </w:pPr>
-      <w:r>
-        <w:rPr>
-          <w:rFonts w:ascii="Calibri" w:hAnsi="Calibri"/>
-        </w:rPr>
-        <w:t>Review OCR.</w:t>
-      </w:r>
-    </w:p>
-    <w:p>
-      <w:pPr>
-        <w:pStyle w:val="ListBullet"/>
-      </w:pPr>
-      <w:r>
-        <w:rPr>
-          <w:rFonts w:ascii="Calibri" w:hAnsi="Calibri"/>
-        </w:rPr>
-        <w:t>View System Audit.</w:t>
-      </w:r>
-    </w:p>
-    <w:p>
-      <w:pPr>
-        <w:pStyle w:val="ListBullet"/>
-      </w:pPr>
-      <w:r>
-        <w:rPr>
-          <w:rFonts w:ascii="Calibri" w:hAnsi="Calibri"/>
-        </w:rPr>
-        <w:t>Change Configs or model settings.</w:t>
       </w:r>
     </w:p>
     <w:p>
@@ -496,7 +362,7 @@
         <w:rPr>
           <w:rFonts w:ascii="Calibri" w:hAnsi="Calibri"/>
         </w:rPr>
-        <w:t>Why it exists: Owns document governance for one or more Knowledge Spaces.</w:t>
+        <w:t>Why it exists: Owns Knowledge Space governance and scoped user management.</w:t>
       </w:r>
     </w:p>
     <w:p>
@@ -515,6 +381,28 @@
         <w:rPr>
           <w:rFonts w:ascii="Calibri" w:hAnsi="Calibri"/>
         </w:rPr>
+        <w:t>Open User Management for allowed accounts in assigned spaces.</w:t>
+      </w:r>
+    </w:p>
+    <w:p>
+      <w:pPr>
+        <w:pStyle w:val="ListBullet"/>
+      </w:pPr>
+      <w:r>
+        <w:rPr>
+          <w:rFonts w:ascii="Calibri" w:hAnsi="Calibri"/>
+        </w:rPr>
+        <w:t>Create, edit, disable, reset passwords for, and delete Chat Member and Document Contributor accounts inside assigned spaces.</w:t>
+      </w:r>
+    </w:p>
+    <w:p>
+      <w:pPr>
+        <w:pStyle w:val="ListBullet"/>
+      </w:pPr>
+      <w:r>
+        <w:rPr>
+          <w:rFonts w:ascii="Calibri" w:hAnsi="Calibri"/>
+        </w:rPr>
         <w:t>Create, edit, and delete allowed Knowledge Spaces.</w:t>
       </w:r>
     </w:p>
@@ -538,6 +426,17 @@
           <w:rFonts w:ascii="Calibri" w:hAnsi="Calibri"/>
         </w:rPr>
         <w:t>Manage folder sources and database connector scopes for assigned spaces.</w:t>
+      </w:r>
+    </w:p>
+    <w:p>
+      <w:pPr>
+        <w:pStyle w:val="ListBullet"/>
+      </w:pPr>
+      <w:r>
+        <w:rPr>
+          <w:rFonts w:ascii="Calibri" w:hAnsi="Calibri"/>
+        </w:rPr>
+        <w:t>Open Review Queue and resolve pending OCR or PDF image-review items.</w:t>
       </w:r>
     </w:p>
     <w:p>
@@ -567,7 +466,7 @@
         <w:rPr>
           <w:rFonts w:ascii="Calibri" w:hAnsi="Calibri"/>
         </w:rPr>
-        <w:t>Manage users unless separately assigned a user-management role.</w:t>
+        <w:t>Manage Platform Admins, System Admins, other Space Admins, or Audit Viewers.</w:t>
       </w:r>
     </w:p>
     <w:p>
@@ -578,7 +477,18 @@
         <w:rPr>
           <w:rFonts w:ascii="Calibri" w:hAnsi="Calibri"/>
         </w:rPr>
-        <w:t>Change global platform Configs.</w:t>
+        <w:t>Change global Runtime Settings.</w:t>
+      </w:r>
+    </w:p>
+    <w:p>
+      <w:pPr>
+        <w:pStyle w:val="ListBullet"/>
+      </w:pPr>
+      <w:r>
+        <w:rPr>
+          <w:rFonts w:ascii="Calibri" w:hAnsi="Calibri"/>
+        </w:rPr>
+        <w:t>Run RAG Evaluation.</w:t>
       </w:r>
     </w:p>
     <w:p>
@@ -600,7 +510,7 @@
         <w:rPr>
           <w:rFonts w:ascii="Calibri" w:hAnsi="Calibri"/>
         </w:rPr>
-        <w:t>Contributor</w:t>
+        <w:t>Document Contributor</w:t>
       </w:r>
     </w:p>
     <w:p>
@@ -608,7 +518,7 @@
         <w:rPr>
           <w:rFonts w:ascii="Calibri" w:hAnsi="Calibri"/>
         </w:rPr>
-        <w:t>Why it exists: Adds and maintains source documents for a team or space.</w:t>
+        <w:t>Why it exists: Adds, maintains, and quality-checks source documents for a team or space.</w:t>
       </w:r>
     </w:p>
     <w:p>
@@ -639,6 +549,17 @@
           <w:rFonts w:ascii="Calibri" w:hAnsi="Calibri"/>
         </w:rPr>
         <w:t>Upload supported files into writable assigned Knowledge Spaces.</w:t>
+      </w:r>
+    </w:p>
+    <w:p>
+      <w:pPr>
+        <w:pStyle w:val="ListBullet"/>
+      </w:pPr>
+      <w:r>
+        <w:rPr>
+          <w:rFonts w:ascii="Calibri" w:hAnsi="Calibri"/>
+        </w:rPr>
+        <w:t>Open Review Queue and resolve pending OCR or PDF image-review items.</w:t>
       </w:r>
     </w:p>
     <w:p>
@@ -712,275 +633,18 @@
         <w:rPr>
           <w:rFonts w:ascii="Calibri" w:hAnsi="Calibri"/>
         </w:rPr>
-        <w:t>Review OCR unless also assigned a review-capable role.</w:t>
+        <w:t>Change platform settings.</w:t>
       </w:r>
     </w:p>
     <w:p>
       <w:pPr>
-        <w:pStyle w:val="ListBullet"/>
+        <w:pStyle w:val="Heading3"/>
       </w:pPr>
       <w:r>
         <w:rPr>
           <w:rFonts w:ascii="Calibri" w:hAnsi="Calibri"/>
         </w:rPr>
-        <w:t>Change platform settings.</w:t>
-      </w:r>
-    </w:p>
-    <w:p>
-      <w:pPr>
-        <w:pStyle w:val="Heading3"/>
-      </w:pPr>
-      <w:r>
-        <w:rPr>
-          <w:rFonts w:ascii="Calibri" w:hAnsi="Calibri"/>
-        </w:rPr>
-        <w:t>Reviewer</w:t>
-      </w:r>
-    </w:p>
-    <w:p>
-      <w:r>
-        <w:rPr>
-          <w:rFonts w:ascii="Calibri" w:hAnsi="Calibri"/>
-        </w:rPr>
-        <w:t>Why it exists: Resolves low-confidence OCR or extraction items so documents can finish indexing.</w:t>
-      </w:r>
-    </w:p>
-    <w:p>
-      <w:r>
-        <w:rPr>
-          <w:rFonts w:ascii="Calibri" w:hAnsi="Calibri"/>
-        </w:rPr>
-        <w:t>Can do:</w:t>
-      </w:r>
-    </w:p>
-    <w:p>
-      <w:pPr>
-        <w:pStyle w:val="ListBullet"/>
-      </w:pPr>
-      <w:r>
-        <w:rPr>
-          <w:rFonts w:ascii="Calibri" w:hAnsi="Calibri"/>
-        </w:rPr>
-        <w:t>Query visible indexed documents.</w:t>
-      </w:r>
-    </w:p>
-    <w:p>
-      <w:pPr>
-        <w:pStyle w:val="ListBullet"/>
-      </w:pPr>
-      <w:r>
-        <w:rPr>
-          <w:rFonts w:ascii="Calibri" w:hAnsi="Calibri"/>
-        </w:rPr>
-        <w:t>Open Review Queue.</w:t>
-      </w:r>
-    </w:p>
-    <w:p>
-      <w:pPr>
-        <w:pStyle w:val="ListBullet"/>
-      </w:pPr>
-      <w:r>
-        <w:rPr>
-          <w:rFonts w:ascii="Calibri" w:hAnsi="Calibri"/>
-        </w:rPr>
-        <w:t>Compare extracted text with source previews.</w:t>
-      </w:r>
-    </w:p>
-    <w:p>
-      <w:pPr>
-        <w:pStyle w:val="ListBullet"/>
-      </w:pPr>
-      <w:r>
-        <w:rPr>
-          <w:rFonts w:ascii="Calibri" w:hAnsi="Calibri"/>
-        </w:rPr>
-        <w:t>Approve corrected text or reject bad OCR blocks.</w:t>
-      </w:r>
-    </w:p>
-    <w:p>
-      <w:pPr>
-        <w:pStyle w:val="ListBullet"/>
-      </w:pPr>
-      <w:r>
-        <w:rPr>
-          <w:rFonts w:ascii="Calibri" w:hAnsi="Calibri"/>
-        </w:rPr>
-        <w:t>View ingestion status for visible content.</w:t>
-      </w:r>
-    </w:p>
-    <w:p>
-      <w:r>
-        <w:rPr>
-          <w:rFonts w:ascii="Calibri" w:hAnsi="Calibri"/>
-        </w:rPr>
-        <w:t>Cannot do:</w:t>
-      </w:r>
-    </w:p>
-    <w:p>
-      <w:pPr>
-        <w:pStyle w:val="ListBullet"/>
-      </w:pPr>
-      <w:r>
-        <w:rPr>
-          <w:rFonts w:ascii="Calibri" w:hAnsi="Calibri"/>
-        </w:rPr>
-        <w:t>Upload or govern documents unless separately granted another role.</w:t>
-      </w:r>
-    </w:p>
-    <w:p>
-      <w:pPr>
-        <w:pStyle w:val="ListBullet"/>
-      </w:pPr>
-      <w:r>
-        <w:rPr>
-          <w:rFonts w:ascii="Calibri" w:hAnsi="Calibri"/>
-        </w:rPr>
-        <w:t>Manage users, spaces, connectors, audit, evaluations, or Configs.</w:t>
-      </w:r>
-    </w:p>
-    <w:p>
-      <w:pPr>
-        <w:pStyle w:val="Heading3"/>
-      </w:pPr>
-      <w:r>
-        <w:rPr>
-          <w:rFonts w:ascii="Calibri" w:hAnsi="Calibri"/>
-        </w:rPr>
-        <w:t>Auditor</w:t>
-      </w:r>
-    </w:p>
-    <w:p>
-      <w:r>
-        <w:rPr>
-          <w:rFonts w:ascii="Calibri" w:hAnsi="Calibri"/>
-        </w:rPr>
-        <w:t>Why it exists: Reviews governance activity without editing content or changing system state.</w:t>
-      </w:r>
-    </w:p>
-    <w:p>
-      <w:r>
-        <w:rPr>
-          <w:rFonts w:ascii="Calibri" w:hAnsi="Calibri"/>
-        </w:rPr>
-        <w:t>Can do:</w:t>
-      </w:r>
-    </w:p>
-    <w:p>
-      <w:pPr>
-        <w:pStyle w:val="ListBullet"/>
-      </w:pPr>
-      <w:r>
-        <w:rPr>
-          <w:rFonts w:ascii="Calibri" w:hAnsi="Calibri"/>
-        </w:rPr>
-        <w:t>Open System Audit.</w:t>
-      </w:r>
-    </w:p>
-    <w:p>
-      <w:pPr>
-        <w:pStyle w:val="ListBullet"/>
-      </w:pPr>
-      <w:r>
-        <w:rPr>
-          <w:rFonts w:ascii="Calibri" w:hAnsi="Calibri"/>
-        </w:rPr>
-        <w:t>Search, filter, inspect, and export visible audit events.</w:t>
-      </w:r>
-    </w:p>
-    <w:p>
-      <w:pPr>
-        <w:pStyle w:val="ListBullet"/>
-      </w:pPr>
-      <w:r>
-        <w:rPr>
-          <w:rFonts w:ascii="Calibri" w:hAnsi="Calibri"/>
-        </w:rPr>
-        <w:t>View visible document and Knowledge Space metadata where exposed.</w:t>
-      </w:r>
-    </w:p>
-    <w:p>
-      <w:pPr>
-        <w:pStyle w:val="ListBullet"/>
-      </w:pPr>
-      <w:r>
-        <w:rPr>
-          <w:rFonts w:ascii="Calibri" w:hAnsi="Calibri"/>
-        </w:rPr>
-        <w:t>View ingestion activity and health summaries.</w:t>
-      </w:r>
-    </w:p>
-    <w:p>
-      <w:r>
-        <w:rPr>
-          <w:rFonts w:ascii="Calibri" w:hAnsi="Calibri"/>
-        </w:rPr>
-        <w:t>Cannot do:</w:t>
-      </w:r>
-    </w:p>
-    <w:p>
-      <w:pPr>
-        <w:pStyle w:val="ListBullet"/>
-      </w:pPr>
-      <w:r>
-        <w:rPr>
-          <w:rFonts w:ascii="Calibri" w:hAnsi="Calibri"/>
-        </w:rPr>
-        <w:t>Query document content in Query Intelligence.</w:t>
-      </w:r>
-    </w:p>
-    <w:p>
-      <w:pPr>
-        <w:pStyle w:val="ListBullet"/>
-      </w:pPr>
-      <w:r>
-        <w:rPr>
-          <w:rFonts w:ascii="Calibri" w:hAnsi="Calibri"/>
-        </w:rPr>
-        <w:t>Upload files.</w:t>
-      </w:r>
-    </w:p>
-    <w:p>
-      <w:pPr>
-        <w:pStyle w:val="ListBullet"/>
-      </w:pPr>
-      <w:r>
-        <w:rPr>
-          <w:rFonts w:ascii="Calibri" w:hAnsi="Calibri"/>
-        </w:rPr>
-        <w:t>Manage users or spaces.</w:t>
-      </w:r>
-    </w:p>
-    <w:p>
-      <w:pPr>
-        <w:pStyle w:val="ListBullet"/>
-      </w:pPr>
-      <w:r>
-        <w:rPr>
-          <w:rFonts w:ascii="Calibri" w:hAnsi="Calibri"/>
-        </w:rPr>
-        <w:t>Review OCR.</w:t>
-      </w:r>
-    </w:p>
-    <w:p>
-      <w:pPr>
-        <w:pStyle w:val="ListBullet"/>
-      </w:pPr>
-      <w:r>
-        <w:rPr>
-          <w:rFonts w:ascii="Calibri" w:hAnsi="Calibri"/>
-        </w:rPr>
-        <w:t>Change documents, connectors, evaluations, or Configs.</w:t>
-      </w:r>
-    </w:p>
-    <w:p>
-      <w:pPr>
-        <w:pStyle w:val="Heading3"/>
-      </w:pPr>
-      <w:r>
-        <w:rPr>
-          <w:rFonts w:ascii="Calibri" w:hAnsi="Calibri"/>
-        </w:rPr>
-        <w:t>Member</w:t>
+        <w:t>Chat Member</w:t>
       </w:r>
     </w:p>
     <w:p>
@@ -1094,7 +758,195 @@
         <w:rPr>
           <w:rFonts w:ascii="Calibri" w:hAnsi="Calibri"/>
         </w:rPr>
-        <w:t>Manage users, Knowledge Spaces, connectors, audit, review, evaluations, or Configs.</w:t>
+        <w:t>Manage users, Knowledge Spaces, connectors, audit, review, evaluations, or Runtime Settings.</w:t>
+      </w:r>
+    </w:p>
+    <w:p>
+      <w:pPr>
+        <w:pStyle w:val="Heading3"/>
+      </w:pPr>
+      <w:r>
+        <w:rPr>
+          <w:rFonts w:ascii="Calibri" w:hAnsi="Calibri"/>
+        </w:rPr>
+        <w:t>Audit Viewer</w:t>
+      </w:r>
+    </w:p>
+    <w:p>
+      <w:r>
+        <w:rPr>
+          <w:rFonts w:ascii="Calibri" w:hAnsi="Calibri"/>
+        </w:rPr>
+        <w:t>Why it exists: Reviews governance activity without editing content or changing system state.</w:t>
+      </w:r>
+    </w:p>
+    <w:p>
+      <w:r>
+        <w:rPr>
+          <w:rFonts w:ascii="Calibri" w:hAnsi="Calibri"/>
+        </w:rPr>
+        <w:t>Can do:</w:t>
+      </w:r>
+    </w:p>
+    <w:p>
+      <w:pPr>
+        <w:pStyle w:val="ListBullet"/>
+      </w:pPr>
+      <w:r>
+        <w:rPr>
+          <w:rFonts w:ascii="Calibri" w:hAnsi="Calibri"/>
+        </w:rPr>
+        <w:t>Open System Audit.</w:t>
+      </w:r>
+    </w:p>
+    <w:p>
+      <w:pPr>
+        <w:pStyle w:val="ListBullet"/>
+      </w:pPr>
+      <w:r>
+        <w:rPr>
+          <w:rFonts w:ascii="Calibri" w:hAnsi="Calibri"/>
+        </w:rPr>
+        <w:t>Search, filter, inspect, and export visible audit events.</w:t>
+      </w:r>
+    </w:p>
+    <w:p>
+      <w:pPr>
+        <w:pStyle w:val="ListBullet"/>
+      </w:pPr>
+      <w:r>
+        <w:rPr>
+          <w:rFonts w:ascii="Calibri" w:hAnsi="Calibri"/>
+        </w:rPr>
+        <w:t>View visible document and Knowledge Space metadata where exposed.</w:t>
+      </w:r>
+    </w:p>
+    <w:p>
+      <w:pPr>
+        <w:pStyle w:val="ListBullet"/>
+      </w:pPr>
+      <w:r>
+        <w:rPr>
+          <w:rFonts w:ascii="Calibri" w:hAnsi="Calibri"/>
+        </w:rPr>
+        <w:t>View ingestion activity and health summaries.</w:t>
+      </w:r>
+    </w:p>
+    <w:p>
+      <w:r>
+        <w:rPr>
+          <w:rFonts w:ascii="Calibri" w:hAnsi="Calibri"/>
+        </w:rPr>
+        <w:t>Cannot do:</w:t>
+      </w:r>
+    </w:p>
+    <w:p>
+      <w:pPr>
+        <w:pStyle w:val="ListBullet"/>
+      </w:pPr>
+      <w:r>
+        <w:rPr>
+          <w:rFonts w:ascii="Calibri" w:hAnsi="Calibri"/>
+        </w:rPr>
+        <w:t>Query document content in Query Intelligence.</w:t>
+      </w:r>
+    </w:p>
+    <w:p>
+      <w:pPr>
+        <w:pStyle w:val="ListBullet"/>
+      </w:pPr>
+      <w:r>
+        <w:rPr>
+          <w:rFonts w:ascii="Calibri" w:hAnsi="Calibri"/>
+        </w:rPr>
+        <w:t>Upload files.</w:t>
+      </w:r>
+    </w:p>
+    <w:p>
+      <w:pPr>
+        <w:pStyle w:val="ListBullet"/>
+      </w:pPr>
+      <w:r>
+        <w:rPr>
+          <w:rFonts w:ascii="Calibri" w:hAnsi="Calibri"/>
+        </w:rPr>
+        <w:t>Manage users or spaces.</w:t>
+      </w:r>
+    </w:p>
+    <w:p>
+      <w:pPr>
+        <w:pStyle w:val="ListBullet"/>
+      </w:pPr>
+      <w:r>
+        <w:rPr>
+          <w:rFonts w:ascii="Calibri" w:hAnsi="Calibri"/>
+        </w:rPr>
+        <w:t>Review OCR.</w:t>
+      </w:r>
+    </w:p>
+    <w:p>
+      <w:pPr>
+        <w:pStyle w:val="ListBullet"/>
+      </w:pPr>
+      <w:r>
+        <w:rPr>
+          <w:rFonts w:ascii="Calibri" w:hAnsi="Calibri"/>
+        </w:rPr>
+        <w:t>Change documents, connectors, evaluations, or Runtime Settings.</w:t>
+      </w:r>
+    </w:p>
+    <w:p>
+      <w:r>
+        <w:rPr>
+          <w:rFonts w:ascii="Consolas" w:hAnsi="Consolas"/>
+          <w:sz w:val="19"/>
+        </w:rPr>
+        <w:t>User Manager</w:t>
+      </w:r>
+      <w:r>
+        <w:rPr>
+          <w:rFonts w:ascii="Calibri" w:hAnsi="Calibri"/>
+        </w:rPr>
+        <w:t xml:space="preserve"> and </w:t>
+      </w:r>
+      <w:r>
+        <w:rPr>
+          <w:rFonts w:ascii="Consolas" w:hAnsi="Consolas"/>
+          <w:sz w:val="19"/>
+        </w:rPr>
+        <w:t>Reviewer</w:t>
+      </w:r>
+      <w:r>
+        <w:rPr>
+          <w:rFonts w:ascii="Calibri" w:hAnsi="Calibri"/>
+        </w:rPr>
+        <w:t xml:space="preserve"> are legacy account types kept for existing records and compatibility. New assignments should use </w:t>
+      </w:r>
+      <w:r>
+        <w:rPr>
+          <w:rFonts w:ascii="Calibri" w:hAnsi="Calibri"/>
+          <w:b/>
+        </w:rPr>
+        <w:t>Space Admin</w:t>
+      </w:r>
+      <w:r>
+        <w:rPr>
+          <w:rFonts w:ascii="Calibri" w:hAnsi="Calibri"/>
+        </w:rPr>
+        <w:t xml:space="preserve"> for scoped user management and </w:t>
+      </w:r>
+      <w:r>
+        <w:rPr>
+          <w:rFonts w:ascii="Calibri" w:hAnsi="Calibri"/>
+          <w:b/>
+        </w:rPr>
+        <w:t>Document Contributor</w:t>
+      </w:r>
+      <w:r>
+        <w:rPr>
+          <w:rFonts w:ascii="Calibri" w:hAnsi="Calibri"/>
+        </w:rPr>
+        <w:t xml:space="preserve"> for upload plus review.</w:t>
       </w:r>
     </w:p>
     <w:p>
@@ -1217,7 +1069,7 @@
         <w:rPr>
           <w:rFonts w:ascii="Calibri" w:hAnsi="Calibri"/>
         </w:rPr>
-        <w:t>If you cannot sign in or do not know your password, ask a Platform Admin, System Admin, or User Manager to reset your password.</w:t>
+        <w:t>If you cannot sign in or do not know your password, ask a Platform Admin, System Admin, or Space Admin to reset your password.</w:t>
       </w:r>
     </w:p>
     <w:p>
@@ -1663,7 +1515,7 @@
               <w:rPr>
                 <w:rFonts w:ascii="Calibri" w:hAnsi="Calibri"/>
               </w:rPr>
-              <w:t>Review OCR or evaluation quality where permitted.</w:t>
+              <w:t>Resolve review holds or inspect evaluation quality where permitted.</w:t>
             </w:r>
           </w:p>
         </w:tc>
@@ -1711,7 +1563,7 @@
               <w:rPr>
                 <w:rFonts w:ascii="Calibri" w:hAnsi="Calibri"/>
               </w:rPr>
-              <w:t>System Audit, User Management, Configs</w:t>
+              <w:t>System Audit, User Management, Runtime Settings</w:t>
             </w:r>
           </w:p>
         </w:tc>
@@ -3277,7 +3129,7 @@
               <w:rPr>
                 <w:rFonts w:ascii="Calibri" w:hAnsi="Calibri"/>
               </w:rPr>
-              <w:t>Waiting for human OCR or extraction review.</w:t>
+              <w:t>Waiting for human OCR, extraction, or PDF image review.</w:t>
             </w:r>
           </w:p>
         </w:tc>
@@ -3547,7 +3399,7 @@
         <w:rPr>
           <w:rFonts w:ascii="Calibri" w:hAnsi="Calibri"/>
         </w:rPr>
-        <w:t>14. Review OCR Blocks</w:t>
+        <w:t>14. Review Queue</w:t>
       </w:r>
     </w:p>
     <w:p>
@@ -3568,7 +3420,15 @@
         <w:rPr>
           <w:rFonts w:ascii="Calibri" w:hAnsi="Calibri"/>
         </w:rPr>
-        <w:t xml:space="preserve"> appears in your sidebar, you can resolve low-confidence OCR or extraction blocks.</w:t>
+        <w:t xml:space="preserve"> appears in your sidebar, you can resolve OCR/extraction blocks and PDF image-analysis holds before affected documents continue.</w:t>
+      </w:r>
+    </w:p>
+    <w:p>
+      <w:r>
+        <w:rPr>
+          <w:rFonts w:ascii="Calibri" w:hAnsi="Calibri"/>
+        </w:rPr>
+        <w:t>For OCR blocks:</w:t>
       </w:r>
     </w:p>
     <w:p>
@@ -3587,6 +3447,19 @@
           <w:b/>
         </w:rPr>
         <w:t>Review Queue</w:t>
+      </w:r>
+      <w:r>
+        <w:rPr>
+          <w:rFonts w:ascii="Calibri" w:hAnsi="Calibri"/>
+        </w:rPr>
+        <w:t xml:space="preserve"> and choose </w:t>
+      </w:r>
+      <w:r>
+        <w:rPr>
+          <w:rFonts w:ascii="Calibri" w:hAnsi="Calibri"/>
+          <w:b/>
+        </w:rPr>
+        <w:t>OCR blocks</w:t>
       </w:r>
       <w:r>
         <w:rPr>
@@ -3683,7 +3556,143 @@
         <w:rPr>
           <w:rFonts w:ascii="Calibri" w:hAnsi="Calibri"/>
         </w:rPr>
-        <w:t>Approval requires non-empty corrected text. When the queue is clear, the page shows a ready state.</w:t>
+        <w:t>Approval requires non-empty corrected text.</w:t>
+      </w:r>
+    </w:p>
+    <w:p>
+      <w:r>
+        <w:rPr>
+          <w:rFonts w:ascii="Calibri" w:hAnsi="Calibri"/>
+        </w:rPr>
+        <w:t>For PDF image batches:</w:t>
+      </w:r>
+    </w:p>
+    <w:p>
+      <w:pPr>
+        <w:pStyle w:val="ListNumber"/>
+      </w:pPr>
+      <w:r>
+        <w:rPr>
+          <w:rFonts w:ascii="Calibri" w:hAnsi="Calibri"/>
+        </w:rPr>
+        <w:t xml:space="preserve">Choose </w:t>
+      </w:r>
+      <w:r>
+        <w:rPr>
+          <w:rFonts w:ascii="Calibri" w:hAnsi="Calibri"/>
+          <w:b/>
+        </w:rPr>
+        <w:t>PDF images</w:t>
+      </w:r>
+      <w:r>
+        <w:rPr>
+          <w:rFonts w:ascii="Calibri" w:hAnsi="Calibri"/>
+        </w:rPr>
+        <w:t>.</w:t>
+      </w:r>
+    </w:p>
+    <w:p>
+      <w:pPr>
+        <w:pStyle w:val="ListNumber"/>
+      </w:pPr>
+      <w:r>
+        <w:rPr>
+          <w:rFonts w:ascii="Calibri" w:hAnsi="Calibri"/>
+        </w:rPr>
+        <w:t>Select a held document batch.</w:t>
+      </w:r>
+    </w:p>
+    <w:p>
+      <w:pPr>
+        <w:pStyle w:val="ListNumber"/>
+      </w:pPr>
+      <w:r>
+        <w:rPr>
+          <w:rFonts w:ascii="Calibri" w:hAnsi="Calibri"/>
+        </w:rPr>
+        <w:t>Review the candidate thumbnails and recommended markers.</w:t>
+      </w:r>
+    </w:p>
+    <w:p>
+      <w:pPr>
+        <w:pStyle w:val="ListNumber"/>
+      </w:pPr>
+      <w:r>
+        <w:rPr>
+          <w:rFonts w:ascii="Calibri" w:hAnsi="Calibri"/>
+        </w:rPr>
+        <w:t>Select the images to analyze, or choose the recommended set.</w:t>
+      </w:r>
+    </w:p>
+    <w:p>
+      <w:pPr>
+        <w:pStyle w:val="ListNumber"/>
+      </w:pPr>
+      <w:r>
+        <w:rPr>
+          <w:rFonts w:ascii="Calibri" w:hAnsi="Calibri"/>
+        </w:rPr>
+        <w:t xml:space="preserve">Use </w:t>
+      </w:r>
+      <w:r>
+        <w:rPr>
+          <w:rFonts w:ascii="Calibri" w:hAnsi="Calibri"/>
+          <w:b/>
+        </w:rPr>
+        <w:t>Analyze selected</w:t>
+      </w:r>
+      <w:r>
+        <w:rPr>
+          <w:rFonts w:ascii="Calibri" w:hAnsi="Calibri"/>
+        </w:rPr>
+        <w:t xml:space="preserve">, </w:t>
+      </w:r>
+      <w:r>
+        <w:rPr>
+          <w:rFonts w:ascii="Calibri" w:hAnsi="Calibri"/>
+          <w:b/>
+        </w:rPr>
+        <w:t>Analyze recommended</w:t>
+      </w:r>
+      <w:r>
+        <w:rPr>
+          <w:rFonts w:ascii="Calibri" w:hAnsi="Calibri"/>
+        </w:rPr>
+        <w:t xml:space="preserve">, </w:t>
+      </w:r>
+      <w:r>
+        <w:rPr>
+          <w:rFonts w:ascii="Calibri" w:hAnsi="Calibri"/>
+          <w:b/>
+        </w:rPr>
+        <w:t>Skip selected</w:t>
+      </w:r>
+      <w:r>
+        <w:rPr>
+          <w:rFonts w:ascii="Calibri" w:hAnsi="Calibri"/>
+        </w:rPr>
+        <w:t xml:space="preserve">, or </w:t>
+      </w:r>
+      <w:r>
+        <w:rPr>
+          <w:rFonts w:ascii="Calibri" w:hAnsi="Calibri"/>
+          <w:b/>
+        </w:rPr>
+        <w:t>Skip all pending</w:t>
+      </w:r>
+      <w:r>
+        <w:rPr>
+          <w:rFonts w:ascii="Calibri" w:hAnsi="Calibri"/>
+        </w:rPr>
+        <w:t>.</w:t>
+      </w:r>
+    </w:p>
+    <w:p>
+      <w:r>
+        <w:rPr>
+          <w:rFonts w:ascii="Calibri" w:hAnsi="Calibri"/>
+        </w:rPr>
+        <w:t>The ingestion job resumes when no OCR blocks or image candidates remain pending.</w:t>
       </w:r>
     </w:p>
     <w:p>
@@ -4394,7 +4403,7 @@
               <w:rPr>
                 <w:rFonts w:ascii="Calibri" w:hAnsi="Calibri"/>
               </w:rPr>
-              <w:t>Low-confidence OCR paused ingestion</w:t>
+              <w:t>OCR, extraction, or PDF image triage paused ingestion</w:t>
             </w:r>
           </w:p>
         </w:tc>
@@ -4417,7 +4426,7 @@
               <w:rPr>
                 <w:rFonts w:ascii="Calibri" w:hAnsi="Calibri"/>
               </w:rPr>
-              <w:t>A reviewer must approve or reject the pending block.</w:t>
+              <w:t>A Document Contributor, Space Admin, System Admin, or Platform Admin must resolve the pending Review Queue item.</w:t>
             </w:r>
           </w:p>
         </w:tc>

--- a/docs/manuals/generated/Prudentia-AI-End-User-Manual.docx
+++ b/docs/manuals/generated/Prudentia-AI-End-User-Manual.docx
@@ -201,7 +201,20 @@
         <w:rPr>
           <w:rFonts w:ascii="Calibri" w:hAnsi="Calibri"/>
         </w:rPr>
-        <w:t>Configure model providers, runtime roles, ingestion controls, and vLLM limits.</w:t>
+        <w:t xml:space="preserve">Configure model providers, runtime roles, </w:t>
+      </w:r>
+      <w:r>
+        <w:rPr>
+          <w:rFonts w:ascii="Calibri" w:hAnsi="Calibri"/>
+          <w:b/>
+        </w:rPr>
+        <w:t>Ingestion Controls</w:t>
+      </w:r>
+      <w:r>
+        <w:rPr>
+          <w:rFonts w:ascii="Calibri" w:hAnsi="Calibri"/>
+        </w:rPr>
+        <w:t>, and vLLM limits.</w:t>
       </w:r>
     </w:p>
     <w:p>

--- a/docs/manuals/generated/Prudentia-AI-End-User-Manual.docx
+++ b/docs/manuals/generated/Prudentia-AI-End-User-Manual.docx
@@ -21,7 +21,7 @@
         <w:rPr>
           <w:rFonts w:ascii="Calibri" w:hAnsi="Calibri"/>
         </w:rPr>
-        <w:t>Last updated: 2026-07-07</w:t>
+        <w:t>Last updated: 2026-07-18</w:t>
       </w:r>
     </w:p>
     <w:p>
@@ -1434,7 +1434,7 @@
               <w:rPr>
                 <w:rFonts w:ascii="Calibri" w:hAnsi="Calibri"/>
               </w:rPr>
-              <w:t>Add Files, Folder Sources, Database Connectors, Activity, Document Library</w:t>
+              <w:t>Add Files, Abbreviation Glossary, Folder Sources, Database Connectors, Activity, Document Library</w:t>
             </w:r>
           </w:p>
         </w:tc>
@@ -1863,7 +1863,7 @@
               <w:rPr>
                 <w:rFonts w:ascii="Calibri" w:hAnsi="Calibri"/>
               </w:rPr>
-              <w:t>You want Prudentia to choose documents, live data, or both.</w:t>
+              <w:t>You want Prudentia to search the most likely source first and expand only when its evidence is weak or empty.</w:t>
             </w:r>
           </w:p>
         </w:tc>
@@ -2106,18 +2106,67 @@
         <w:rPr>
           <w:rFonts w:ascii="Calibri" w:hAnsi="Calibri"/>
         </w:rPr>
-        <w:t>Good questions name the policy, date, person, contract, report, section, or comparison you need. Start a new chat when switching topics so earlier context does not confuse the new question.</w:t>
+        <w:t xml:space="preserve">The composer starts in </w:t>
+      </w:r>
+      <w:r>
+        <w:rPr>
+          <w:rFonts w:ascii="Calibri" w:hAnsi="Calibri"/>
+          <w:b/>
+        </w:rPr>
+        <w:t>Auto</w:t>
+      </w:r>
+      <w:r>
+        <w:rPr>
+          <w:rFonts w:ascii="Calibri" w:hAnsi="Calibri"/>
+        </w:rPr>
+        <w:t xml:space="preserve"> whenever you start or load a conversation. A manual source choice applies to the active conversation; it is not reused as a global preference in another conversation.</w:t>
       </w:r>
     </w:p>
     <w:p>
-      <w:pPr>
-        <w:pStyle w:val="Heading2"/>
-      </w:pPr>
-      <w:r>
-        <w:rPr>
-          <w:rFonts w:ascii="Calibri" w:hAnsi="Calibri"/>
-        </w:rPr>
-        <w:t>8. Scope a Question To Specific Documents</w:t>
+      <w:r>
+        <w:rPr>
+          <w:rFonts w:ascii="Calibri" w:hAnsi="Calibri"/>
+        </w:rPr>
+        <w:t xml:space="preserve">Good questions name the policy, date, person, contract, report, section, or comparison you need. Within one conversation, you may ask follow-ups such as </w:t>
+      </w:r>
+      <w:r>
+        <w:rPr>
+          <w:rFonts w:ascii="Calibri" w:hAnsi="Calibri"/>
+          <w:b/>
+        </w:rPr>
+        <w:t>Why?</w:t>
+      </w:r>
+      <w:r>
+        <w:rPr>
+          <w:rFonts w:ascii="Calibri" w:hAnsi="Calibri"/>
+        </w:rPr>
+        <w:t xml:space="preserve">, </w:t>
+      </w:r>
+      <w:r>
+        <w:rPr>
+          <w:rFonts w:ascii="Calibri" w:hAnsi="Calibri"/>
+          <w:b/>
+        </w:rPr>
+        <w:t>What about contractors?</w:t>
+      </w:r>
+      <w:r>
+        <w:rPr>
+          <w:rFonts w:ascii="Calibri" w:hAnsi="Calibri"/>
+        </w:rPr>
+        <w:t xml:space="preserve">, or </w:t>
+      </w:r>
+      <w:r>
+        <w:rPr>
+          <w:rFonts w:ascii="Calibri" w:hAnsi="Calibri"/>
+          <w:b/>
+        </w:rPr>
+        <w:t>Compare that with the previous policy</w:t>
+      </w:r>
+      <w:r>
+        <w:rPr>
+          <w:rFonts w:ascii="Calibri" w:hAnsi="Calibri"/>
+        </w:rPr>
+        <w:t>. Prudentia resolves a clear follow-up against recent turns, then runs a fresh permission-filtered retrieval. If the reference is ambiguous, it asks a clarifying question without searching. A self-contained new topic does not inherit the previous topic's source preference.</w:t>
       </w:r>
     </w:p>
     <w:p>
@@ -2125,91 +2174,73 @@
         <w:rPr>
           <w:rFonts w:ascii="Calibri" w:hAnsi="Calibri"/>
         </w:rPr>
-        <w:t xml:space="preserve">Use </w:t>
+        <w:t>Conversation context is limited to the current saved chat; it is not carried to another chat. Deleting a chat removes its transcript from future query context.</w:t>
+      </w:r>
+    </w:p>
+    <w:p>
+      <w:r>
+        <w:rPr>
+          <w:rFonts w:ascii="Calibri" w:hAnsi="Calibri"/>
+        </w:rPr>
+        <w:t xml:space="preserve">If an administrator has defined an abbreviation, you may ask with either its short form or full definition. For example, </w:t>
       </w:r>
       <w:r>
         <w:rPr>
           <w:rFonts w:ascii="Consolas" w:hAnsi="Consolas"/>
           <w:sz w:val="19"/>
         </w:rPr>
-        <w:t>@</w:t>
-      </w:r>
-      <w:r>
-        <w:rPr>
-          <w:rFonts w:ascii="Calibri" w:hAnsi="Calibri"/>
-        </w:rPr>
-        <w:t xml:space="preserve"> in the Query Intelligence composer to search documents in the active Knowledge Space. Select one or more documents to narrow retrieval to those files.</w:t>
+        <w:t>AD</w:t>
+      </w:r>
+      <w:r>
+        <w:rPr>
+          <w:rFonts w:ascii="Calibri" w:hAnsi="Calibri"/>
+        </w:rPr>
+        <w:t xml:space="preserve"> and </w:t>
+      </w:r>
+      <w:r>
+        <w:rPr>
+          <w:rFonts w:ascii="Consolas" w:hAnsi="Consolas"/>
+          <w:sz w:val="19"/>
+        </w:rPr>
+        <w:t>Assistant Director</w:t>
+      </w:r>
+      <w:r>
+        <w:rPr>
+          <w:rFonts w:ascii="Calibri" w:hAnsi="Calibri"/>
+        </w:rPr>
+        <w:t xml:space="preserve"> are matched in both directions without changing the question shown in your chat. When the definition came from an imported PDF, its citation identifies the source PDF and page; the glossary PDF itself is not searched as corpus content.</w:t>
       </w:r>
     </w:p>
     <w:p>
-      <w:r>
-        <w:rPr>
-          <w:rFonts w:ascii="Calibri" w:hAnsi="Calibri"/>
-        </w:rPr>
-        <w:t xml:space="preserve">Document tags apply to </w:t>
-      </w:r>
-      <w:r>
-        <w:rPr>
-          <w:rFonts w:ascii="Calibri" w:hAnsi="Calibri"/>
-          <w:b/>
-        </w:rPr>
-        <w:t>Auto</w:t>
-      </w:r>
-      <w:r>
-        <w:rPr>
-          <w:rFonts w:ascii="Calibri" w:hAnsi="Calibri"/>
-        </w:rPr>
-        <w:t xml:space="preserve">, </w:t>
-      </w:r>
-      <w:r>
-        <w:rPr>
-          <w:rFonts w:ascii="Calibri" w:hAnsi="Calibri"/>
-          <w:b/>
-        </w:rPr>
-        <w:t>Documents</w:t>
-      </w:r>
-      <w:r>
-        <w:rPr>
-          <w:rFonts w:ascii="Calibri" w:hAnsi="Calibri"/>
-        </w:rPr>
-        <w:t xml:space="preserve">, and </w:t>
-      </w:r>
-      <w:r>
-        <w:rPr>
-          <w:rFonts w:ascii="Calibri" w:hAnsi="Calibri"/>
-          <w:b/>
-        </w:rPr>
-        <w:t>Hybrid</w:t>
-      </w:r>
-      <w:r>
-        <w:rPr>
-          <w:rFonts w:ascii="Calibri" w:hAnsi="Calibri"/>
-        </w:rPr>
-        <w:t xml:space="preserve"> questions. They do not apply to </w:t>
-      </w:r>
-      <w:r>
-        <w:rPr>
-          <w:rFonts w:ascii="Calibri" w:hAnsi="Calibri"/>
-          <w:b/>
-        </w:rPr>
-        <w:t>Live DB</w:t>
-      </w:r>
-      <w:r>
-        <w:rPr>
-          <w:rFonts w:ascii="Calibri" w:hAnsi="Calibri"/>
-        </w:rPr>
-        <w:t xml:space="preserve"> only questions.</w:t>
+      <w:pPr>
+        <w:pStyle w:val="Heading2"/>
+      </w:pPr>
+      <w:r>
+        <w:rPr>
+          <w:rFonts w:ascii="Calibri" w:hAnsi="Calibri"/>
+        </w:rPr>
+        <w:t>8. Scope a Question To Specific Documents</w:t>
       </w:r>
     </w:p>
     <w:p>
-      <w:pPr>
-        <w:pStyle w:val="Heading2"/>
-      </w:pPr>
-      <w:r>
-        <w:rPr>
-          <w:rFonts w:ascii="Calibri" w:hAnsi="Calibri"/>
-        </w:rPr>
-        <w:t>9. Verify Answers With Evidence</w:t>
+      <w:r>
+        <w:rPr>
+          <w:rFonts w:ascii="Calibri" w:hAnsi="Calibri"/>
+        </w:rPr>
+        <w:t xml:space="preserve">Use </w:t>
+      </w:r>
+      <w:r>
+        <w:rPr>
+          <w:rFonts w:ascii="Consolas" w:hAnsi="Consolas"/>
+          <w:sz w:val="19"/>
+        </w:rPr>
+        <w:t>@</w:t>
+      </w:r>
+      <w:r>
+        <w:rPr>
+          <w:rFonts w:ascii="Calibri" w:hAnsi="Calibri"/>
+        </w:rPr>
+        <w:t xml:space="preserve"> in the Query Intelligence composer to search documents in the active Knowledge Space. Select one or more documents to narrow retrieval to those files.</w:t>
       </w:r>
     </w:p>
     <w:p>
@@ -2217,29 +2248,78 @@
         <w:rPr>
           <w:rFonts w:ascii="Calibri" w:hAnsi="Calibri"/>
         </w:rPr>
-        <w:t>Every important answer should be checked against its evidence.</w:t>
+        <w:t xml:space="preserve">Document tags apply to </w:t>
+      </w:r>
+      <w:r>
+        <w:rPr>
+          <w:rFonts w:ascii="Calibri" w:hAnsi="Calibri"/>
+          <w:b/>
+        </w:rPr>
+        <w:t>Auto</w:t>
+      </w:r>
+      <w:r>
+        <w:rPr>
+          <w:rFonts w:ascii="Calibri" w:hAnsi="Calibri"/>
+        </w:rPr>
+        <w:t xml:space="preserve">, </w:t>
+      </w:r>
+      <w:r>
+        <w:rPr>
+          <w:rFonts w:ascii="Calibri" w:hAnsi="Calibri"/>
+          <w:b/>
+        </w:rPr>
+        <w:t>Documents</w:t>
+      </w:r>
+      <w:r>
+        <w:rPr>
+          <w:rFonts w:ascii="Calibri" w:hAnsi="Calibri"/>
+        </w:rPr>
+        <w:t xml:space="preserve">, and </w:t>
+      </w:r>
+      <w:r>
+        <w:rPr>
+          <w:rFonts w:ascii="Calibri" w:hAnsi="Calibri"/>
+          <w:b/>
+        </w:rPr>
+        <w:t>Hybrid</w:t>
+      </w:r>
+      <w:r>
+        <w:rPr>
+          <w:rFonts w:ascii="Calibri" w:hAnsi="Calibri"/>
+        </w:rPr>
+        <w:t xml:space="preserve"> questions. They do not apply to </w:t>
+      </w:r>
+      <w:r>
+        <w:rPr>
+          <w:rFonts w:ascii="Calibri" w:hAnsi="Calibri"/>
+          <w:b/>
+        </w:rPr>
+        <w:t>Live DB</w:t>
+      </w:r>
+      <w:r>
+        <w:rPr>
+          <w:rFonts w:ascii="Calibri" w:hAnsi="Calibri"/>
+        </w:rPr>
+        <w:t xml:space="preserve"> only questions.</w:t>
       </w:r>
     </w:p>
     <w:p>
       <w:pPr>
-        <w:pStyle w:val="ListNumber"/>
-      </w:pPr>
-      <w:r>
-        <w:rPr>
-          <w:rFonts w:ascii="Calibri" w:hAnsi="Calibri"/>
-        </w:rPr>
-        <w:t>Select a source chip or inline citation.</w:t>
+        <w:pStyle w:val="Heading2"/>
+      </w:pPr>
+      <w:r>
+        <w:rPr>
+          <w:rFonts w:ascii="Calibri" w:hAnsi="Calibri"/>
+        </w:rPr>
+        <w:t>9. Verify Answers With Evidence</w:t>
       </w:r>
     </w:p>
     <w:p>
-      <w:pPr>
-        <w:pStyle w:val="ListNumber"/>
-      </w:pPr>
-      <w:r>
-        <w:rPr>
-          <w:rFonts w:ascii="Calibri" w:hAnsi="Calibri"/>
-        </w:rPr>
-        <w:t>Review the evidence inspector.</w:t>
+      <w:r>
+        <w:rPr>
+          <w:rFonts w:ascii="Calibri" w:hAnsi="Calibri"/>
+        </w:rPr>
+        <w:t>Every important answer should be checked against its evidence.</w:t>
       </w:r>
     </w:p>
     <w:p>
@@ -2250,7 +2330,7 @@
         <w:rPr>
           <w:rFonts w:ascii="Calibri" w:hAnsi="Calibri"/>
         </w:rPr>
-        <w:t>Confirm the document title, page, excerpt, Knowledge Space, and effective date when available.</w:t>
+        <w:t>Select a source chip or inline citation.</w:t>
       </w:r>
     </w:p>
     <w:p>
@@ -2261,26 +2341,29 @@
         <w:rPr>
           <w:rFonts w:ascii="Calibri" w:hAnsi="Calibri"/>
         </w:rPr>
-        <w:t>Treat warnings as review signals. Warnings can mean low faithfulness, degraded retrieval, conflicting sources, or missing highlights.</w:t>
+        <w:t>Review the evidence inspector.</w:t>
       </w:r>
     </w:p>
     <w:p>
-      <w:r>
-        <w:rPr>
-          <w:rFonts w:ascii="Calibri" w:hAnsi="Calibri"/>
-        </w:rPr>
-        <w:t>Evidence can include PDF page highlights, DOCX text excerpts, image evidence, or live database rows. If highlighting is unavailable, open the original source file and compare manually.</w:t>
+      <w:pPr>
+        <w:pStyle w:val="ListNumber"/>
+      </w:pPr>
+      <w:r>
+        <w:rPr>
+          <w:rFonts w:ascii="Calibri" w:hAnsi="Calibri"/>
+        </w:rPr>
+        <w:t>Confirm the document title, page, excerpt, Knowledge Space, and effective date when available.</w:t>
       </w:r>
     </w:p>
     <w:p>
       <w:pPr>
-        <w:pStyle w:val="Heading2"/>
-      </w:pPr>
-      <w:r>
-        <w:rPr>
-          <w:rFonts w:ascii="Calibri" w:hAnsi="Calibri"/>
-        </w:rPr>
-        <w:t>10. Chat History And Generated Files</w:t>
+        <w:pStyle w:val="ListNumber"/>
+      </w:pPr>
+      <w:r>
+        <w:rPr>
+          <w:rFonts w:ascii="Calibri" w:hAnsi="Calibri"/>
+        </w:rPr>
+        <w:t>Treat warnings as review signals. Warnings can mean low faithfulness, degraded retrieval, conflicting sources, or missing highlights.</w:t>
       </w:r>
     </w:p>
     <w:p>
@@ -2288,42 +2371,26 @@
         <w:rPr>
           <w:rFonts w:ascii="Calibri" w:hAnsi="Calibri"/>
         </w:rPr>
-        <w:t>Completed conversations appear in the chat history rail.</w:t>
+        <w:t>Evidence can include PDF page highlights, DOCX text excerpts, image evidence, or live database rows. If highlighting is unavailable, open the original source file and compare manually.</w:t>
       </w:r>
     </w:p>
     <w:p>
       <w:pPr>
-        <w:pStyle w:val="ListBullet"/>
-      </w:pPr>
-      <w:r>
-        <w:rPr>
-          <w:rFonts w:ascii="Calibri" w:hAnsi="Calibri"/>
-        </w:rPr>
-        <w:t xml:space="preserve">Use </w:t>
-      </w:r>
-      <w:r>
-        <w:rPr>
-          <w:rFonts w:ascii="Calibri" w:hAnsi="Calibri"/>
-          <w:b/>
-        </w:rPr>
-        <w:t>New chat</w:t>
-      </w:r>
-      <w:r>
-        <w:rPr>
-          <w:rFonts w:ascii="Calibri" w:hAnsi="Calibri"/>
-        </w:rPr>
-        <w:t xml:space="preserve"> when changing topics.</w:t>
+        <w:pStyle w:val="Heading2"/>
+      </w:pPr>
+      <w:r>
+        <w:rPr>
+          <w:rFonts w:ascii="Calibri" w:hAnsi="Calibri"/>
+        </w:rPr>
+        <w:t>10. Chat History And Generated Files</w:t>
       </w:r>
     </w:p>
     <w:p>
-      <w:pPr>
-        <w:pStyle w:val="ListBullet"/>
-      </w:pPr>
-      <w:r>
-        <w:rPr>
-          <w:rFonts w:ascii="Calibri" w:hAnsi="Calibri"/>
-        </w:rPr>
-        <w:t>Reopen a saved chat to continue a related task.</w:t>
+      <w:r>
+        <w:rPr>
+          <w:rFonts w:ascii="Calibri" w:hAnsi="Calibri"/>
+        </w:rPr>
+        <w:t>Completed conversations appear in the chat history rail.</w:t>
       </w:r>
     </w:p>
     <w:p>
@@ -2334,7 +2401,20 @@
         <w:rPr>
           <w:rFonts w:ascii="Calibri" w:hAnsi="Calibri"/>
         </w:rPr>
-        <w:t>Delete old chats that are no longer useful.</w:t>
+        <w:t xml:space="preserve">Use </w:t>
+      </w:r>
+      <w:r>
+        <w:rPr>
+          <w:rFonts w:ascii="Calibri" w:hAnsi="Calibri"/>
+          <w:b/>
+        </w:rPr>
+        <w:t>New chat</w:t>
+      </w:r>
+      <w:r>
+        <w:rPr>
+          <w:rFonts w:ascii="Calibri" w:hAnsi="Calibri"/>
+        </w:rPr>
+        <w:t xml:space="preserve"> when changing topics.</w:t>
       </w:r>
     </w:p>
     <w:p>
@@ -2345,7 +2425,7 @@
         <w:rPr>
           <w:rFonts w:ascii="Calibri" w:hAnsi="Calibri"/>
         </w:rPr>
-        <w:t>Generated files appear as download links when a generation job completes.</w:t>
+        <w:t>Reopen a saved chat to continue a related task.</w:t>
       </w:r>
     </w:p>
     <w:p>
@@ -2356,47 +2436,40 @@
         <w:rPr>
           <w:rFonts w:ascii="Calibri" w:hAnsi="Calibri"/>
         </w:rPr>
-        <w:t>If the generation job asks clarification questions, answer them in the job panel before retrying or continuing.</w:t>
+        <w:t>Delete old chats that are no longer useful.</w:t>
       </w:r>
     </w:p>
     <w:p>
-      <w:r>
-        <w:rPr>
-          <w:rFonts w:ascii="Calibri" w:hAnsi="Calibri"/>
-        </w:rPr>
-        <w:t>Generated file access follows your account and permission version. Do not share generated files outside the same access and clearance rules as the source documents.</w:t>
+      <w:pPr>
+        <w:pStyle w:val="ListBullet"/>
+      </w:pPr>
+      <w:r>
+        <w:rPr>
+          <w:rFonts w:ascii="Calibri" w:hAnsi="Calibri"/>
+        </w:rPr>
+        <w:t>Reply normally when Prudentia asks which earlier topic or answer you meant.</w:t>
       </w:r>
     </w:p>
     <w:p>
       <w:pPr>
-        <w:pStyle w:val="Heading2"/>
-      </w:pPr>
-      <w:r>
-        <w:rPr>
-          <w:rFonts w:ascii="Calibri" w:hAnsi="Calibri"/>
-        </w:rPr>
-        <w:t>11. Upload Documents</w:t>
+        <w:pStyle w:val="ListBullet"/>
+      </w:pPr>
+      <w:r>
+        <w:rPr>
+          <w:rFonts w:ascii="Calibri" w:hAnsi="Calibri"/>
+        </w:rPr>
+        <w:t>Generated files appear as download links when a generation job completes.</w:t>
       </w:r>
     </w:p>
     <w:p>
-      <w:r>
-        <w:rPr>
-          <w:rFonts w:ascii="Calibri" w:hAnsi="Calibri"/>
-        </w:rPr>
-        <w:t xml:space="preserve">If </w:t>
-      </w:r>
-      <w:r>
-        <w:rPr>
-          <w:rFonts w:ascii="Calibri" w:hAnsi="Calibri"/>
-          <w:b/>
-        </w:rPr>
-        <w:t>Add Files</w:t>
-      </w:r>
-      <w:r>
-        <w:rPr>
-          <w:rFonts w:ascii="Calibri" w:hAnsi="Calibri"/>
-        </w:rPr>
-        <w:t xml:space="preserve"> appears in your sidebar, you can upload supported files into a writable Knowledge Space.</w:t>
+      <w:pPr>
+        <w:pStyle w:val="ListBullet"/>
+      </w:pPr>
+      <w:r>
+        <w:rPr>
+          <w:rFonts w:ascii="Calibri" w:hAnsi="Calibri"/>
+        </w:rPr>
+        <w:t>If the generation job asks clarification questions, answer them in the job panel before retrying or continuing.</w:t>
       </w:r>
     </w:p>
     <w:p>
@@ -2404,40 +2477,47 @@
         <w:rPr>
           <w:rFonts w:ascii="Calibri" w:hAnsi="Calibri"/>
         </w:rPr>
-        <w:t>Supported files:</w:t>
+        <w:t>Generated file access follows your account and permission version. Do not share generated files outside the same access and clearance rules as the source documents.</w:t>
       </w:r>
     </w:p>
     <w:p>
       <w:pPr>
-        <w:pStyle w:val="ListBullet"/>
-      </w:pPr>
-      <w:r>
-        <w:rPr>
-          <w:rFonts w:ascii="Calibri" w:hAnsi="Calibri"/>
-        </w:rPr>
-        <w:t>PDF</w:t>
+        <w:pStyle w:val="Heading2"/>
+      </w:pPr>
+      <w:r>
+        <w:rPr>
+          <w:rFonts w:ascii="Calibri" w:hAnsi="Calibri"/>
+        </w:rPr>
+        <w:t>11. Upload Documents</w:t>
       </w:r>
     </w:p>
     <w:p>
-      <w:pPr>
-        <w:pStyle w:val="ListBullet"/>
-      </w:pPr>
-      <w:r>
-        <w:rPr>
-          <w:rFonts w:ascii="Calibri" w:hAnsi="Calibri"/>
-        </w:rPr>
-        <w:t>DOCX</w:t>
+      <w:r>
+        <w:rPr>
+          <w:rFonts w:ascii="Calibri" w:hAnsi="Calibri"/>
+        </w:rPr>
+        <w:t xml:space="preserve">If </w:t>
+      </w:r>
+      <w:r>
+        <w:rPr>
+          <w:rFonts w:ascii="Calibri" w:hAnsi="Calibri"/>
+          <w:b/>
+        </w:rPr>
+        <w:t>Add Files</w:t>
+      </w:r>
+      <w:r>
+        <w:rPr>
+          <w:rFonts w:ascii="Calibri" w:hAnsi="Calibri"/>
+        </w:rPr>
+        <w:t xml:space="preserve"> appears in your sidebar, you can upload supported files into a writable Knowledge Space.</w:t>
       </w:r>
     </w:p>
     <w:p>
-      <w:pPr>
-        <w:pStyle w:val="ListBullet"/>
-      </w:pPr>
-      <w:r>
-        <w:rPr>
-          <w:rFonts w:ascii="Calibri" w:hAnsi="Calibri"/>
-        </w:rPr>
-        <w:t>JPG or JPEG</w:t>
+      <w:r>
+        <w:rPr>
+          <w:rFonts w:ascii="Calibri" w:hAnsi="Calibri"/>
+        </w:rPr>
+        <w:t>Supported files:</w:t>
       </w:r>
     </w:p>
     <w:p>
@@ -2448,7 +2528,7 @@
         <w:rPr>
           <w:rFonts w:ascii="Calibri" w:hAnsi="Calibri"/>
         </w:rPr>
-        <w:t>PNG</w:t>
+        <w:t>PDF</w:t>
       </w:r>
     </w:p>
     <w:p>
@@ -2459,69 +2539,56 @@
         <w:rPr>
           <w:rFonts w:ascii="Calibri" w:hAnsi="Calibri"/>
         </w:rPr>
-        <w:t>JSON</w:t>
+        <w:t>DOCX</w:t>
       </w:r>
     </w:p>
     <w:p>
-      <w:r>
-        <w:rPr>
-          <w:rFonts w:ascii="Calibri" w:hAnsi="Calibri"/>
-        </w:rPr>
-        <w:t>Each file must be non-empty and no larger than 50 MB.</w:t>
+      <w:pPr>
+        <w:pStyle w:val="ListBullet"/>
+      </w:pPr>
+      <w:r>
+        <w:rPr>
+          <w:rFonts w:ascii="Calibri" w:hAnsi="Calibri"/>
+        </w:rPr>
+        <w:t>JPG or JPEG</w:t>
       </w:r>
     </w:p>
     <w:p>
-      <w:r>
-        <w:rPr>
-          <w:rFonts w:ascii="Calibri" w:hAnsi="Calibri"/>
-        </w:rPr>
-        <w:t>Upload steps:</w:t>
+      <w:pPr>
+        <w:pStyle w:val="ListBullet"/>
+      </w:pPr>
+      <w:r>
+        <w:rPr>
+          <w:rFonts w:ascii="Calibri" w:hAnsi="Calibri"/>
+        </w:rPr>
+        <w:t>PNG</w:t>
       </w:r>
     </w:p>
     <w:p>
       <w:pPr>
-        <w:pStyle w:val="ListNumber"/>
-      </w:pPr>
-      <w:r>
-        <w:rPr>
-          <w:rFonts w:ascii="Calibri" w:hAnsi="Calibri"/>
-        </w:rPr>
-        <w:t xml:space="preserve">Open </w:t>
-      </w:r>
-      <w:r>
-        <w:rPr>
-          <w:rFonts w:ascii="Calibri" w:hAnsi="Calibri"/>
-          <w:b/>
-        </w:rPr>
-        <w:t>Document Intake &gt; Add Files</w:t>
-      </w:r>
-      <w:r>
-        <w:rPr>
-          <w:rFonts w:ascii="Calibri" w:hAnsi="Calibri"/>
-        </w:rPr>
-        <w:t>.</w:t>
+        <w:pStyle w:val="ListBullet"/>
+      </w:pPr>
+      <w:r>
+        <w:rPr>
+          <w:rFonts w:ascii="Calibri" w:hAnsi="Calibri"/>
+        </w:rPr>
+        <w:t>JSON</w:t>
       </w:r>
     </w:p>
     <w:p>
-      <w:pPr>
-        <w:pStyle w:val="ListNumber"/>
-      </w:pPr>
-      <w:r>
-        <w:rPr>
-          <w:rFonts w:ascii="Calibri" w:hAnsi="Calibri"/>
-        </w:rPr>
-        <w:t>Select one or more supported files.</w:t>
+      <w:r>
+        <w:rPr>
+          <w:rFonts w:ascii="Calibri" w:hAnsi="Calibri"/>
+        </w:rPr>
+        <w:t>Each file must be non-empty and no larger than 50 MB.</w:t>
       </w:r>
     </w:p>
     <w:p>
-      <w:pPr>
-        <w:pStyle w:val="ListNumber"/>
-      </w:pPr>
-      <w:r>
-        <w:rPr>
-          <w:rFonts w:ascii="Calibri" w:hAnsi="Calibri"/>
-        </w:rPr>
-        <w:t>Choose the writable Knowledge Space.</w:t>
+      <w:r>
+        <w:rPr>
+          <w:rFonts w:ascii="Calibri" w:hAnsi="Calibri"/>
+        </w:rPr>
+        <w:t>Upload steps:</w:t>
       </w:r>
     </w:p>
     <w:p>
@@ -2532,7 +2599,20 @@
         <w:rPr>
           <w:rFonts w:ascii="Calibri" w:hAnsi="Calibri"/>
         </w:rPr>
-        <w:t>Choose the clearance level. You cannot upload above your own clearance.</w:t>
+        <w:t xml:space="preserve">Open </w:t>
+      </w:r>
+      <w:r>
+        <w:rPr>
+          <w:rFonts w:ascii="Calibri" w:hAnsi="Calibri"/>
+          <w:b/>
+        </w:rPr>
+        <w:t>Document Intake &gt; Add Files</w:t>
+      </w:r>
+      <w:r>
+        <w:rPr>
+          <w:rFonts w:ascii="Calibri" w:hAnsi="Calibri"/>
+        </w:rPr>
+        <w:t>.</w:t>
       </w:r>
     </w:p>
     <w:p>
@@ -2543,222 +2623,30 @@
         <w:rPr>
           <w:rFonts w:ascii="Calibri" w:hAnsi="Calibri"/>
         </w:rPr>
-        <w:t>Choose an ingestion profile:</w:t>
+        <w:t>Select one or more supported files.</w:t>
       </w:r>
     </w:p>
-    <w:tbl>
-      <w:tblPr>
-        <w:tblW w:type="dxa" w:w="9360"/>
-        <w:jc w:val="left"/>
-        <w:tblLayout w:type="fixed"/>
-        <w:tblLook w:firstColumn="1" w:firstRow="1" w:lastColumn="0" w:lastRow="0" w:noHBand="0" w:noVBand="1" w:val="04A0"/>
-        <w:tblInd w:w="120" w:type="dxa"/>
-      </w:tblPr>
-      <w:tblGrid>
-        <w:gridCol w:w="4680"/>
-        <w:gridCol w:w="4680"/>
-      </w:tblGrid>
-      <w:tr>
-        <w:tc>
-          <w:tcPr>
-            <w:tcW w:type="dxa" w:w="2700"/>
-            <w:vAlign w:val="center"/>
-            <w:tcMar>
-              <w:top w:w="80" w:type="dxa"/>
-              <w:bottom w:w="80" w:type="dxa"/>
-              <w:start w:w="120" w:type="dxa"/>
-              <w:end w:w="120" w:type="dxa"/>
-            </w:tcMar>
-            <w:shd w:fill="E8EEF5"/>
-          </w:tcPr>
-          <w:p>
-            <w:pPr>
-              <w:spacing w:after="0"/>
-            </w:pPr>
-            <w:r>
-              <w:rPr>
-                <w:rFonts w:ascii="Calibri" w:hAnsi="Calibri"/>
-                <w:b/>
-              </w:rPr>
-              <w:t>Profile</w:t>
-            </w:r>
-          </w:p>
-        </w:tc>
-        <w:tc>
-          <w:tcPr>
-            <w:tcW w:type="dxa" w:w="6660"/>
-            <w:vAlign w:val="center"/>
-            <w:tcMar>
-              <w:top w:w="80" w:type="dxa"/>
-              <w:bottom w:w="80" w:type="dxa"/>
-              <w:start w:w="120" w:type="dxa"/>
-              <w:end w:w="120" w:type="dxa"/>
-            </w:tcMar>
-            <w:shd w:fill="E8EEF5"/>
-          </w:tcPr>
-          <w:p>
-            <w:pPr>
-              <w:spacing w:after="0"/>
-            </w:pPr>
-            <w:r>
-              <w:rPr>
-                <w:rFonts w:ascii="Calibri" w:hAnsi="Calibri"/>
-                <w:b/>
-              </w:rPr>
-              <w:t>Use it when</w:t>
-            </w:r>
-          </w:p>
-        </w:tc>
-      </w:tr>
-      <w:tr>
-        <w:tc>
-          <w:tcPr>
-            <w:tcW w:type="dxa" w:w="2700"/>
-            <w:vAlign w:val="center"/>
-            <w:tcMar>
-              <w:top w:w="80" w:type="dxa"/>
-              <w:bottom w:w="80" w:type="dxa"/>
-              <w:start w:w="120" w:type="dxa"/>
-              <w:end w:w="120" w:type="dxa"/>
-            </w:tcMar>
-          </w:tcPr>
-          <w:p>
-            <w:pPr>
-              <w:spacing w:after="0"/>
-            </w:pPr>
-            <w:r>
-              <w:rPr>
-                <w:rFonts w:ascii="Calibri" w:hAnsi="Calibri"/>
-              </w:rPr>
-              <w:t>Fast</w:t>
-            </w:r>
-          </w:p>
-        </w:tc>
-        <w:tc>
-          <w:tcPr>
-            <w:tcW w:type="dxa" w:w="6660"/>
-            <w:vAlign w:val="center"/>
-            <w:tcMar>
-              <w:top w:w="80" w:type="dxa"/>
-              <w:bottom w:w="80" w:type="dxa"/>
-              <w:start w:w="120" w:type="dxa"/>
-              <w:end w:w="120" w:type="dxa"/>
-            </w:tcMar>
-          </w:tcPr>
-          <w:p>
-            <w:pPr>
-              <w:spacing w:after="0"/>
-            </w:pPr>
-            <w:r>
-              <w:rPr>
-                <w:rFonts w:ascii="Calibri" w:hAnsi="Calibri"/>
-              </w:rPr>
-              <w:t>The file is mostly native text and speed matters most.</w:t>
-            </w:r>
-          </w:p>
-        </w:tc>
-      </w:tr>
-      <w:tr>
-        <w:tc>
-          <w:tcPr>
-            <w:tcW w:type="dxa" w:w="2700"/>
-            <w:vAlign w:val="center"/>
-            <w:tcMar>
-              <w:top w:w="80" w:type="dxa"/>
-              <w:bottom w:w="80" w:type="dxa"/>
-              <w:start w:w="120" w:type="dxa"/>
-              <w:end w:w="120" w:type="dxa"/>
-            </w:tcMar>
-          </w:tcPr>
-          <w:p>
-            <w:pPr>
-              <w:spacing w:after="0"/>
-            </w:pPr>
-            <w:r>
-              <w:rPr>
-                <w:rFonts w:ascii="Calibri" w:hAnsi="Calibri"/>
-              </w:rPr>
-              <w:t>Balanced</w:t>
-            </w:r>
-          </w:p>
-        </w:tc>
-        <w:tc>
-          <w:tcPr>
-            <w:tcW w:type="dxa" w:w="6660"/>
-            <w:vAlign w:val="center"/>
-            <w:tcMar>
-              <w:top w:w="80" w:type="dxa"/>
-              <w:bottom w:w="80" w:type="dxa"/>
-              <w:start w:w="120" w:type="dxa"/>
-              <w:end w:w="120" w:type="dxa"/>
-            </w:tcMar>
-          </w:tcPr>
-          <w:p>
-            <w:pPr>
-              <w:spacing w:after="0"/>
-            </w:pPr>
-            <w:r>
-              <w:rPr>
-                <w:rFonts w:ascii="Calibri" w:hAnsi="Calibri"/>
-              </w:rPr>
-              <w:t>The file has mixed layouts or moderate complexity.</w:t>
-            </w:r>
-          </w:p>
-        </w:tc>
-      </w:tr>
-      <w:tr>
-        <w:tc>
-          <w:tcPr>
-            <w:tcW w:type="dxa" w:w="2700"/>
-            <w:vAlign w:val="center"/>
-            <w:tcMar>
-              <w:top w:w="80" w:type="dxa"/>
-              <w:bottom w:w="80" w:type="dxa"/>
-              <w:start w:w="120" w:type="dxa"/>
-              <w:end w:w="120" w:type="dxa"/>
-            </w:tcMar>
-          </w:tcPr>
-          <w:p>
-            <w:pPr>
-              <w:spacing w:after="0"/>
-            </w:pPr>
-            <w:r>
-              <w:rPr>
-                <w:rFonts w:ascii="Calibri" w:hAnsi="Calibri"/>
-              </w:rPr>
-              <w:t>High accuracy</w:t>
-            </w:r>
-          </w:p>
-        </w:tc>
-        <w:tc>
-          <w:tcPr>
-            <w:tcW w:type="dxa" w:w="6660"/>
-            <w:vAlign w:val="center"/>
-            <w:tcMar>
-              <w:top w:w="80" w:type="dxa"/>
-              <w:bottom w:w="80" w:type="dxa"/>
-              <w:start w:w="120" w:type="dxa"/>
-              <w:end w:w="120" w:type="dxa"/>
-            </w:tcMar>
-          </w:tcPr>
-          <w:p>
-            <w:pPr>
-              <w:spacing w:after="0"/>
-            </w:pPr>
-            <w:r>
-              <w:rPr>
-                <w:rFonts w:ascii="Calibri" w:hAnsi="Calibri"/>
-              </w:rPr>
-              <w:t>The file contains scans, complex tables, or layout-sensitive content.</w:t>
-            </w:r>
-          </w:p>
-        </w:tc>
-      </w:tr>
-    </w:tbl>
     <w:p>
       <w:pPr>
-        <w:spacing w:after="120"/>
-      </w:pPr>
+        <w:pStyle w:val="ListNumber"/>
+      </w:pPr>
+      <w:r>
+        <w:rPr>
+          <w:rFonts w:ascii="Calibri" w:hAnsi="Calibri"/>
+        </w:rPr>
+        <w:t>Choose the writable Knowledge Space.</w:t>
+      </w:r>
+    </w:p>
+    <w:p>
+      <w:pPr>
+        <w:pStyle w:val="ListNumber"/>
+      </w:pPr>
+      <w:r>
+        <w:rPr>
+          <w:rFonts w:ascii="Calibri" w:hAnsi="Calibri"/>
+        </w:rPr>
+        <w:t>Choose the clearance level. You cannot upload above your own clearance.</w:t>
+      </w:r>
     </w:p>
     <w:p>
       <w:pPr>
@@ -3401,18 +3289,15 @@
         <w:rPr>
           <w:rFonts w:ascii="Calibri" w:hAnsi="Calibri"/>
         </w:rPr>
-        <w:t>Open a document to inspect metadata, summary, topics, entities, cross references, extracted claims, version history, and download links. Available actions depend on your role and access.</w:t>
+        <w:t>Overview and Knowledge Spaces share one access-filtered document snapshot. Library documents includes visible, non-deleted current and superseded records. Current, Indexed, Processing, and Needs attention count each current document once. Needs attention includes failed, unknown, and human-review documents, but not cancelled documents. Upload validation failures that did not create a document stay on the Upload page and are not library issues.</w:t>
       </w:r>
     </w:p>
     <w:p>
-      <w:pPr>
-        <w:pStyle w:val="Heading2"/>
-      </w:pPr>
-      <w:r>
-        <w:rPr>
-          <w:rFonts w:ascii="Calibri" w:hAnsi="Calibri"/>
-        </w:rPr>
-        <w:t>14. Review Queue</w:t>
+      <w:r>
+        <w:rPr>
+          <w:rFonts w:ascii="Calibri" w:hAnsi="Calibri"/>
+        </w:rPr>
+        <w:t>Retrying a failed document moves that same document into Processing; it does not add another issue. If the retry fails again, the document returns as one issue. Uploading a different document does not clear an existing failed document. When a replacement succeeds, the replaced record moves from Current to Superseded; until then the old current version remains in place.</w:t>
       </w:r>
     </w:p>
     <w:p>
@@ -3420,6 +3305,25 @@
         <w:rPr>
           <w:rFonts w:ascii="Calibri" w:hAnsi="Calibri"/>
         </w:rPr>
+        <w:t>Open a document to inspect metadata, summary, topics, entities, cross references, extracted claims, version history, and download links. Available actions depend on your role and access.</w:t>
+      </w:r>
+    </w:p>
+    <w:p>
+      <w:pPr>
+        <w:pStyle w:val="Heading2"/>
+      </w:pPr>
+      <w:r>
+        <w:rPr>
+          <w:rFonts w:ascii="Calibri" w:hAnsi="Calibri"/>
+        </w:rPr>
+        <w:t>14. Review Queue</w:t>
+      </w:r>
+    </w:p>
+    <w:p>
+      <w:r>
+        <w:rPr>
+          <w:rFonts w:ascii="Calibri" w:hAnsi="Calibri"/>
+        </w:rPr>
         <w:t xml:space="preserve">If </w:t>
       </w:r>
       <w:r>
@@ -3434,6 +3338,27 @@
           <w:rFonts w:ascii="Calibri" w:hAnsi="Calibri"/>
         </w:rPr>
         <w:t xml:space="preserve"> appears in your sidebar, you can resolve OCR/extraction blocks and PDF image-analysis holds before affected documents continue.</w:t>
+      </w:r>
+    </w:p>
+    <w:p>
+      <w:r>
+        <w:rPr>
+          <w:rFonts w:ascii="Calibri" w:hAnsi="Calibri"/>
+        </w:rPr>
+        <w:t xml:space="preserve">Its badge counts distinct documents with pending review work that you can resolve, not individual blocks or images. A document remains counted after you open it or make a partial decision. It leaves the count when no pending review work remains, including after the final approval, rejection, skip decision, or job cancellation. </w:t>
+      </w:r>
+      <w:r>
+        <w:rPr>
+          <w:rFonts w:ascii="Calibri" w:hAnsi="Calibri"/>
+          <w:b/>
+        </w:rPr>
+        <w:t>Activity</w:t>
+      </w:r>
+      <w:r>
+        <w:rPr>
+          <w:rFonts w:ascii="Calibri" w:hAnsi="Calibri"/>
+        </w:rPr>
+        <w:t xml:space="preserve"> has no badge because it is a job history and status view.</w:t>
       </w:r>
     </w:p>
     <w:p>

--- a/docs/manuals/generated/Prudentia-AI-End-User-Manual.docx
+++ b/docs/manuals/generated/Prudentia-AI-End-User-Manual.docx
@@ -1628,7 +1628,7 @@
         <w:rPr>
           <w:rFonts w:ascii="Calibri" w:hAnsi="Calibri"/>
         </w:rPr>
-        <w:t>, change your password, switch theme, or sign out.</w:t>
+        <w:t>, change your email or password, switch theme, or sign out. Changing your email requires your current password and ends other signed-in sessions.</w:t>
       </w:r>
     </w:p>
     <w:p>
@@ -2106,20 +2106,7 @@
         <w:rPr>
           <w:rFonts w:ascii="Calibri" w:hAnsi="Calibri"/>
         </w:rPr>
-        <w:t xml:space="preserve">The composer starts in </w:t>
-      </w:r>
-      <w:r>
-        <w:rPr>
-          <w:rFonts w:ascii="Calibri" w:hAnsi="Calibri"/>
-          <w:b/>
-        </w:rPr>
-        <w:t>Auto</w:t>
-      </w:r>
-      <w:r>
-        <w:rPr>
-          <w:rFonts w:ascii="Calibri" w:hAnsi="Calibri"/>
-        </w:rPr>
-        <w:t xml:space="preserve"> whenever you start or load a conversation. A manual source choice applies to the active conversation; it is not reused as a global preference in another conversation.</w:t>
+        <w:t>For Live DB and Hybrid questions, Prudentia selects one authorized database. If two databases remain plausible, choose the correct source from the buttons in the answer. Follow-up questions reuse that choice while it remains authorized.</w:t>
       </w:r>
     </w:p>
     <w:p>
@@ -2127,46 +2114,20 @@
         <w:rPr>
           <w:rFonts w:ascii="Calibri" w:hAnsi="Calibri"/>
         </w:rPr>
-        <w:t xml:space="preserve">Good questions name the policy, date, person, contract, report, section, or comparison you need. Within one conversation, you may ask follow-ups such as </w:t>
+        <w:t xml:space="preserve">The composer starts in </w:t>
       </w:r>
       <w:r>
         <w:rPr>
           <w:rFonts w:ascii="Calibri" w:hAnsi="Calibri"/>
           <w:b/>
         </w:rPr>
-        <w:t>Why?</w:t>
-      </w:r>
-      <w:r>
-        <w:rPr>
-          <w:rFonts w:ascii="Calibri" w:hAnsi="Calibri"/>
-        </w:rPr>
-        <w:t xml:space="preserve">, </w:t>
-      </w:r>
-      <w:r>
-        <w:rPr>
-          <w:rFonts w:ascii="Calibri" w:hAnsi="Calibri"/>
-          <w:b/>
-        </w:rPr>
-        <w:t>What about contractors?</w:t>
-      </w:r>
-      <w:r>
-        <w:rPr>
-          <w:rFonts w:ascii="Calibri" w:hAnsi="Calibri"/>
-        </w:rPr>
-        <w:t xml:space="preserve">, or </w:t>
-      </w:r>
-      <w:r>
-        <w:rPr>
-          <w:rFonts w:ascii="Calibri" w:hAnsi="Calibri"/>
-          <w:b/>
-        </w:rPr>
-        <w:t>Compare that with the previous policy</w:t>
-      </w:r>
-      <w:r>
-        <w:rPr>
-          <w:rFonts w:ascii="Calibri" w:hAnsi="Calibri"/>
-        </w:rPr>
-        <w:t>. Prudentia resolves a clear follow-up against recent turns, then runs a fresh permission-filtered retrieval. If the reference is ambiguous, it asks a clarifying question without searching. A self-contained new topic does not inherit the previous topic's source preference.</w:t>
+        <w:t>Auto</w:t>
+      </w:r>
+      <w:r>
+        <w:rPr>
+          <w:rFonts w:ascii="Calibri" w:hAnsi="Calibri"/>
+        </w:rPr>
+        <w:t xml:space="preserve"> whenever you start or load a conversation. A manual source choice applies to the active conversation; it is not reused as a global preference in another conversation. Database routing uses the model assigned to the Routing role by the administrator.</w:t>
       </w:r>
     </w:p>
     <w:p>
@@ -2174,7 +2135,46 @@
         <w:rPr>
           <w:rFonts w:ascii="Calibri" w:hAnsi="Calibri"/>
         </w:rPr>
-        <w:t>Conversation context is limited to the current saved chat; it is not carried to another chat. Deleting a chat removes its transcript from future query context.</w:t>
+        <w:t xml:space="preserve">Good questions name the policy, date, person, contract, report, section, or comparison you need. Within one conversation, you may ask follow-ups such as </w:t>
+      </w:r>
+      <w:r>
+        <w:rPr>
+          <w:rFonts w:ascii="Calibri" w:hAnsi="Calibri"/>
+          <w:b/>
+        </w:rPr>
+        <w:t>Why?</w:t>
+      </w:r>
+      <w:r>
+        <w:rPr>
+          <w:rFonts w:ascii="Calibri" w:hAnsi="Calibri"/>
+        </w:rPr>
+        <w:t xml:space="preserve">, </w:t>
+      </w:r>
+      <w:r>
+        <w:rPr>
+          <w:rFonts w:ascii="Calibri" w:hAnsi="Calibri"/>
+          <w:b/>
+        </w:rPr>
+        <w:t>What about contractors?</w:t>
+      </w:r>
+      <w:r>
+        <w:rPr>
+          <w:rFonts w:ascii="Calibri" w:hAnsi="Calibri"/>
+        </w:rPr>
+        <w:t xml:space="preserve">, or </w:t>
+      </w:r>
+      <w:r>
+        <w:rPr>
+          <w:rFonts w:ascii="Calibri" w:hAnsi="Calibri"/>
+          <w:b/>
+        </w:rPr>
+        <w:t>Compare that with the previous policy</w:t>
+      </w:r>
+      <w:r>
+        <w:rPr>
+          <w:rFonts w:ascii="Calibri" w:hAnsi="Calibri"/>
+        </w:rPr>
+        <w:t>. Prudentia resolves a clear follow-up against recent turns, then runs a fresh permission-filtered retrieval. If the reference is ambiguous, it asks a clarifying question without searching. A self-contained new topic does not inherit the previous topic's source preference.</w:t>
       </w:r>
     </w:p>
     <w:p>
@@ -2182,6 +2182,14 @@
         <w:rPr>
           <w:rFonts w:ascii="Calibri" w:hAnsi="Calibri"/>
         </w:rPr>
+        <w:t>Conversation context is limited to the current saved chat; it is not carried to another chat. Deleting a chat removes its transcript from future query context.</w:t>
+      </w:r>
+    </w:p>
+    <w:p>
+      <w:r>
+        <w:rPr>
+          <w:rFonts w:ascii="Calibri" w:hAnsi="Calibri"/>
+        </w:rPr>
         <w:t xml:space="preserve">If an administrator has defined an abbreviation, you may ask with either its short form or full definition. For example, </w:t>
       </w:r>
       <w:r>
@@ -2208,7 +2216,20 @@
         <w:rPr>
           <w:rFonts w:ascii="Calibri" w:hAnsi="Calibri"/>
         </w:rPr>
-        <w:t xml:space="preserve"> are matched in both directions without changing the question shown in your chat. When the definition came from an imported PDF, its citation identifies the source PDF and page; the glossary PDF itself is not searched as corpus content.</w:t>
+        <w:t xml:space="preserve"> are matched in both directions without changing the question shown in your chat. When the definition came from an imported PDF, its citation identifies the source PDF and page; the glossary PDF itself is not searched as corpus content. Glossary PDFs are managed only through </w:t>
+      </w:r>
+      <w:r>
+        <w:rPr>
+          <w:rFonts w:ascii="Calibri" w:hAnsi="Calibri"/>
+          <w:b/>
+        </w:rPr>
+        <w:t>Abbreviation Glossary</w:t>
+      </w:r>
+      <w:r>
+        <w:rPr>
+          <w:rFonts w:ascii="Calibri" w:hAnsi="Calibri"/>
+        </w:rPr>
+        <w:t>, not Document Library or normal Activity; their processing status returns when you revisit the glossary page or sign in again.</w:t>
       </w:r>
     </w:p>
     <w:p>
@@ -2305,13 +2326,13 @@
     </w:p>
     <w:p>
       <w:pPr>
-        <w:pStyle w:val="Heading2"/>
-      </w:pPr>
-      <w:r>
-        <w:rPr>
-          <w:rFonts w:ascii="Calibri" w:hAnsi="Calibri"/>
-        </w:rPr>
-        <w:t>9. Verify Answers With Evidence</w:t>
+        <w:pStyle w:val="Heading3"/>
+      </w:pPr>
+      <w:r>
+        <w:rPr>
+          <w:rFonts w:ascii="Calibri" w:hAnsi="Calibri"/>
+        </w:rPr>
+        <w:t>Summarize Documents</w:t>
       </w:r>
     </w:p>
     <w:p>
@@ -2319,40 +2340,34 @@
         <w:rPr>
           <w:rFonts w:ascii="Calibri" w:hAnsi="Calibri"/>
         </w:rPr>
-        <w:t>Every important answer should be checked against its evidence.</w:t>
+        <w:t>Tag a document before asking for a whole-document or chapter summary. Prudentia reads authorized indexed content in document order, uses section structure when available, and keeps citations linked to the original pages or chunks. Large documents are processed in bounded section and document stages before the final answer.</w:t>
       </w:r>
     </w:p>
     <w:p>
-      <w:pPr>
-        <w:pStyle w:val="ListNumber"/>
-      </w:pPr>
-      <w:r>
-        <w:rPr>
-          <w:rFonts w:ascii="Calibri" w:hAnsi="Calibri"/>
-        </w:rPr>
-        <w:t>Select a source chip or inline citation.</w:t>
+      <w:r>
+        <w:rPr>
+          <w:rFonts w:ascii="Calibri" w:hAnsi="Calibri"/>
+        </w:rPr>
+        <w:t>Topic summaries search a larger, diverse set of relevant sections. Requests for everything about a topic require broader coverage. If a scan or summary stage cannot process the complete authorized scope, the answer reports partial or unknown coverage rather than claiming completeness. The cited statements remain grounded, but uncited parts of the requested scope may be missing.</w:t>
       </w:r>
     </w:p>
     <w:p>
       <w:pPr>
-        <w:pStyle w:val="ListNumber"/>
-      </w:pPr>
-      <w:r>
-        <w:rPr>
-          <w:rFonts w:ascii="Calibri" w:hAnsi="Calibri"/>
-        </w:rPr>
-        <w:t>Review the evidence inspector.</w:t>
+        <w:pStyle w:val="Heading2"/>
+      </w:pPr>
+      <w:r>
+        <w:rPr>
+          <w:rFonts w:ascii="Calibri" w:hAnsi="Calibri"/>
+        </w:rPr>
+        <w:t>9. Verify Answers With Evidence</w:t>
       </w:r>
     </w:p>
     <w:p>
-      <w:pPr>
-        <w:pStyle w:val="ListNumber"/>
-      </w:pPr>
-      <w:r>
-        <w:rPr>
-          <w:rFonts w:ascii="Calibri" w:hAnsi="Calibri"/>
-        </w:rPr>
-        <w:t>Confirm the document title, page, excerpt, Knowledge Space, and effective date when available.</w:t>
+      <w:r>
+        <w:rPr>
+          <w:rFonts w:ascii="Calibri" w:hAnsi="Calibri"/>
+        </w:rPr>
+        <w:t>Every important answer should be checked against its evidence.</w:t>
       </w:r>
     </w:p>
     <w:p>
@@ -2363,113 +2378,104 @@
         <w:rPr>
           <w:rFonts w:ascii="Calibri" w:hAnsi="Calibri"/>
         </w:rPr>
-        <w:t>Treat warnings as review signals. Warnings can mean low faithfulness, degraded retrieval, conflicting sources, or missing highlights.</w:t>
+        <w:t>Select a source chip or inline citation.</w:t>
       </w:r>
     </w:p>
     <w:p>
-      <w:r>
-        <w:rPr>
-          <w:rFonts w:ascii="Calibri" w:hAnsi="Calibri"/>
-        </w:rPr>
-        <w:t>Evidence can include PDF page highlights, DOCX text excerpts, image evidence, or live database rows. If highlighting is unavailable, open the original source file and compare manually.</w:t>
+      <w:pPr>
+        <w:pStyle w:val="ListNumber"/>
+      </w:pPr>
+      <w:r>
+        <w:rPr>
+          <w:rFonts w:ascii="Calibri" w:hAnsi="Calibri"/>
+        </w:rPr>
+        <w:t>Review the evidence inspector.</w:t>
       </w:r>
     </w:p>
     <w:p>
       <w:pPr>
-        <w:pStyle w:val="Heading2"/>
-      </w:pPr>
-      <w:r>
-        <w:rPr>
-          <w:rFonts w:ascii="Calibri" w:hAnsi="Calibri"/>
-        </w:rPr>
-        <w:t>10. Chat History And Generated Files</w:t>
+        <w:pStyle w:val="ListNumber"/>
+      </w:pPr>
+      <w:r>
+        <w:rPr>
+          <w:rFonts w:ascii="Calibri" w:hAnsi="Calibri"/>
+        </w:rPr>
+        <w:t>Confirm the document title, page, excerpt, Knowledge Space, and effective date when available.</w:t>
       </w:r>
     </w:p>
     <w:p>
-      <w:r>
-        <w:rPr>
-          <w:rFonts w:ascii="Calibri" w:hAnsi="Calibri"/>
-        </w:rPr>
-        <w:t>Completed conversations appear in the chat history rail.</w:t>
+      <w:pPr>
+        <w:pStyle w:val="ListNumber"/>
+      </w:pPr>
+      <w:r>
+        <w:rPr>
+          <w:rFonts w:ascii="Calibri" w:hAnsi="Calibri"/>
+        </w:rPr>
+        <w:t>Treat warnings as review signals. Warnings can mean low faithfulness, degraded retrieval, conflicting sources, or missing highlights.</w:t>
       </w:r>
     </w:p>
     <w:p>
-      <w:pPr>
-        <w:pStyle w:val="ListBullet"/>
-      </w:pPr>
-      <w:r>
-        <w:rPr>
-          <w:rFonts w:ascii="Calibri" w:hAnsi="Calibri"/>
-        </w:rPr>
-        <w:t xml:space="preserve">Use </w:t>
-      </w:r>
-      <w:r>
-        <w:rPr>
-          <w:rFonts w:ascii="Calibri" w:hAnsi="Calibri"/>
-          <w:b/>
-        </w:rPr>
-        <w:t>New chat</w:t>
-      </w:r>
-      <w:r>
-        <w:rPr>
-          <w:rFonts w:ascii="Calibri" w:hAnsi="Calibri"/>
-        </w:rPr>
-        <w:t xml:space="preserve"> when changing topics.</w:t>
+      <w:r>
+        <w:rPr>
+          <w:rFonts w:ascii="Calibri" w:hAnsi="Calibri"/>
+        </w:rPr>
+        <w:t>Evidence can include PDF page highlights, DOCX text excerpts, rendered PPTX slides, image evidence, or live database rows. If highlighting is unavailable, open the original source file and compare manually.</w:t>
       </w:r>
     </w:p>
     <w:p>
-      <w:pPr>
-        <w:pStyle w:val="ListBullet"/>
-      </w:pPr>
-      <w:r>
-        <w:rPr>
-          <w:rFonts w:ascii="Calibri" w:hAnsi="Calibri"/>
-        </w:rPr>
-        <w:t>Reopen a saved chat to continue a related task.</w:t>
+      <w:r>
+        <w:rPr>
+          <w:rFonts w:ascii="Calibri" w:hAnsi="Calibri"/>
+        </w:rPr>
+        <w:t xml:space="preserve">Text-bearing PDF, DOCX, JSON, CSV, and XLSX previews include a </w:t>
+      </w:r>
+      <w:r>
+        <w:rPr>
+          <w:rFonts w:ascii="Calibri" w:hAnsi="Calibri"/>
+          <w:b/>
+        </w:rPr>
+        <w:t>Search document</w:t>
+      </w:r>
+      <w:r>
+        <w:rPr>
+          <w:rFonts w:ascii="Calibri" w:hAnsi="Calibri"/>
+        </w:rPr>
+        <w:t xml:space="preserve"> control. Enter a phrase and press Enter or select Search to move through matching pages, document text, or workbook cells. Rendered PPTX slides, standalone images, and extracted image evidence are bitmap previews and do not support text search; use the original file or OCR workflow when you need to search those sources.</w:t>
       </w:r>
     </w:p>
     <w:p>
-      <w:pPr>
-        <w:pStyle w:val="ListBullet"/>
-      </w:pPr>
-      <w:r>
-        <w:rPr>
-          <w:rFonts w:ascii="Calibri" w:hAnsi="Calibri"/>
-        </w:rPr>
-        <w:t>Delete old chats that are no longer useful.</w:t>
+      <w:r>
+        <w:rPr>
+          <w:rFonts w:ascii="Calibri" w:hAnsi="Calibri"/>
+        </w:rPr>
+        <w:t>Answer text streams as it is generated. Bracketed citations identify the source passages used for the answer. Copy and reply are available after completion. Source-access or revision changes can still make an answer unavailable. OCR matches are against extracted OCR text, so compare them with the scanned page when accuracy matters. Database and glossary citations identify returned record snapshots. Older responses and semantic candidate passages remain visibly unverified.</w:t>
       </w:r>
     </w:p>
     <w:p>
-      <w:pPr>
-        <w:pStyle w:val="ListBullet"/>
-      </w:pPr>
-      <w:r>
-        <w:rPr>
-          <w:rFonts w:ascii="Calibri" w:hAnsi="Calibri"/>
-        </w:rPr>
-        <w:t>Reply normally when Prudentia asks which earlier topic or answer you meant.</w:t>
+      <w:r>
+        <w:rPr>
+          <w:rFonts w:ascii="Calibri" w:hAnsi="Calibri"/>
+        </w:rPr>
+        <w:t>Citation links carry the source revision. If a document has been replaced, deleted or restricted, the viewer reports that the cited revision is unavailable instead of opening replacement content as the old evidence. Saved answers also withhold evidence that is no longer accessible. Page or paragraph targets show that location's granularity; they do not imply a precise rectangle for every word.</w:t>
       </w:r>
     </w:p>
     <w:p>
-      <w:pPr>
-        <w:pStyle w:val="ListBullet"/>
-      </w:pPr>
-      <w:r>
-        <w:rPr>
-          <w:rFonts w:ascii="Calibri" w:hAnsi="Calibri"/>
-        </w:rPr>
-        <w:t>Generated files appear as download links when a generation job completes.</w:t>
+      <w:r>
+        <w:rPr>
+          <w:rFonts w:ascii="Calibri" w:hAnsi="Calibri"/>
+        </w:rPr>
+        <w:t>Generated PDF, Word and PowerPoint files are checked after formatting. Their references contain supporting excerpts and revision identifiers. Unsupported content prevents publication of the final files.</w:t>
       </w:r>
     </w:p>
     <w:p>
       <w:pPr>
-        <w:pStyle w:val="ListBullet"/>
-      </w:pPr>
-      <w:r>
-        <w:rPr>
-          <w:rFonts w:ascii="Calibri" w:hAnsi="Calibri"/>
-        </w:rPr>
-        <w:t>If the generation job asks clarification questions, answer them in the job panel before retrying or continuing.</w:t>
+        <w:pStyle w:val="Heading2"/>
+      </w:pPr>
+      <w:r>
+        <w:rPr>
+          <w:rFonts w:ascii="Calibri" w:hAnsi="Calibri"/>
+        </w:rPr>
+        <w:t>10. Chat History And Generated Files</w:t>
       </w:r>
     </w:p>
     <w:p>
@@ -2477,47 +2483,53 @@
         <w:rPr>
           <w:rFonts w:ascii="Calibri" w:hAnsi="Calibri"/>
         </w:rPr>
-        <w:t>Generated file access follows your account and permission version. Do not share generated files outside the same access and clearance rules as the source documents.</w:t>
+        <w:t>Completed conversations appear in the chat history rail.</w:t>
       </w:r>
     </w:p>
     <w:p>
       <w:pPr>
-        <w:pStyle w:val="Heading2"/>
-      </w:pPr>
-      <w:r>
-        <w:rPr>
-          <w:rFonts w:ascii="Calibri" w:hAnsi="Calibri"/>
-        </w:rPr>
-        <w:t>11. Upload Documents</w:t>
+        <w:pStyle w:val="ListBullet"/>
+      </w:pPr>
+      <w:r>
+        <w:rPr>
+          <w:rFonts w:ascii="Calibri" w:hAnsi="Calibri"/>
+        </w:rPr>
+        <w:t xml:space="preserve">Use </w:t>
+      </w:r>
+      <w:r>
+        <w:rPr>
+          <w:rFonts w:ascii="Calibri" w:hAnsi="Calibri"/>
+          <w:b/>
+        </w:rPr>
+        <w:t>New chat</w:t>
+      </w:r>
+      <w:r>
+        <w:rPr>
+          <w:rFonts w:ascii="Calibri" w:hAnsi="Calibri"/>
+        </w:rPr>
+        <w:t xml:space="preserve"> when changing topics.</w:t>
       </w:r>
     </w:p>
     <w:p>
-      <w:r>
-        <w:rPr>
-          <w:rFonts w:ascii="Calibri" w:hAnsi="Calibri"/>
-        </w:rPr>
-        <w:t xml:space="preserve">If </w:t>
-      </w:r>
-      <w:r>
-        <w:rPr>
-          <w:rFonts w:ascii="Calibri" w:hAnsi="Calibri"/>
-          <w:b/>
-        </w:rPr>
-        <w:t>Add Files</w:t>
-      </w:r>
-      <w:r>
-        <w:rPr>
-          <w:rFonts w:ascii="Calibri" w:hAnsi="Calibri"/>
-        </w:rPr>
-        <w:t xml:space="preserve"> appears in your sidebar, you can upload supported files into a writable Knowledge Space.</w:t>
+      <w:pPr>
+        <w:pStyle w:val="ListBullet"/>
+      </w:pPr>
+      <w:r>
+        <w:rPr>
+          <w:rFonts w:ascii="Calibri" w:hAnsi="Calibri"/>
+        </w:rPr>
+        <w:t>Reopen a saved chat to continue a related task.</w:t>
       </w:r>
     </w:p>
     <w:p>
-      <w:r>
-        <w:rPr>
-          <w:rFonts w:ascii="Calibri" w:hAnsi="Calibri"/>
-        </w:rPr>
-        <w:t>Supported files:</w:t>
+      <w:pPr>
+        <w:pStyle w:val="ListBullet"/>
+      </w:pPr>
+      <w:r>
+        <w:rPr>
+          <w:rFonts w:ascii="Calibri" w:hAnsi="Calibri"/>
+        </w:rPr>
+        <w:t>Delete old chats that are no longer useful.</w:t>
       </w:r>
     </w:p>
     <w:p>
@@ -2528,7 +2540,7 @@
         <w:rPr>
           <w:rFonts w:ascii="Calibri" w:hAnsi="Calibri"/>
         </w:rPr>
-        <w:t>PDF</w:t>
+        <w:t>Reply normally when Prudentia asks which earlier topic or answer you meant.</w:t>
       </w:r>
     </w:p>
     <w:p>
@@ -2539,7 +2551,7 @@
         <w:rPr>
           <w:rFonts w:ascii="Calibri" w:hAnsi="Calibri"/>
         </w:rPr>
-        <w:t>DOCX</w:t>
+        <w:t>Generated files appear as download links when a generation job completes.</w:t>
       </w:r>
     </w:p>
     <w:p>
@@ -2550,29 +2562,26 @@
         <w:rPr>
           <w:rFonts w:ascii="Calibri" w:hAnsi="Calibri"/>
         </w:rPr>
-        <w:t>JPG or JPEG</w:t>
+        <w:t>If the generation job asks clarification questions, answer them in the job panel before retrying or continuing.</w:t>
       </w:r>
     </w:p>
     <w:p>
-      <w:pPr>
-        <w:pStyle w:val="ListBullet"/>
-      </w:pPr>
-      <w:r>
-        <w:rPr>
-          <w:rFonts w:ascii="Calibri" w:hAnsi="Calibri"/>
-        </w:rPr>
-        <w:t>PNG</w:t>
+      <w:r>
+        <w:rPr>
+          <w:rFonts w:ascii="Calibri" w:hAnsi="Calibri"/>
+        </w:rPr>
+        <w:t>Generated file access follows your account and permission version. Do not share generated files outside the same access and clearance rules as the source documents.</w:t>
       </w:r>
     </w:p>
     <w:p>
       <w:pPr>
-        <w:pStyle w:val="ListBullet"/>
-      </w:pPr>
-      <w:r>
-        <w:rPr>
-          <w:rFonts w:ascii="Calibri" w:hAnsi="Calibri"/>
-        </w:rPr>
-        <w:t>JSON</w:t>
+        <w:pStyle w:val="Heading2"/>
+      </w:pPr>
+      <w:r>
+        <w:rPr>
+          <w:rFonts w:ascii="Calibri" w:hAnsi="Calibri"/>
+        </w:rPr>
+        <w:t>11. Upload Documents</w:t>
       </w:r>
     </w:p>
     <w:p>
@@ -2580,7 +2589,20 @@
         <w:rPr>
           <w:rFonts w:ascii="Calibri" w:hAnsi="Calibri"/>
         </w:rPr>
-        <w:t>Each file must be non-empty and no larger than 50 MB.</w:t>
+        <w:t xml:space="preserve">If </w:t>
+      </w:r>
+      <w:r>
+        <w:rPr>
+          <w:rFonts w:ascii="Calibri" w:hAnsi="Calibri"/>
+          <w:b/>
+        </w:rPr>
+        <w:t>Add Files</w:t>
+      </w:r>
+      <w:r>
+        <w:rPr>
+          <w:rFonts w:ascii="Calibri" w:hAnsi="Calibri"/>
+        </w:rPr>
+        <w:t xml:space="preserve"> appears in your sidebar, you can upload supported files into a writable Knowledge Space.</w:t>
       </w:r>
     </w:p>
     <w:p>
@@ -2588,133 +2610,282 @@
         <w:rPr>
           <w:rFonts w:ascii="Calibri" w:hAnsi="Calibri"/>
         </w:rPr>
-        <w:t>Upload steps:</w:t>
+        <w:t>Supported files:</w:t>
       </w:r>
     </w:p>
     <w:p>
       <w:pPr>
-        <w:pStyle w:val="ListNumber"/>
-      </w:pPr>
-      <w:r>
-        <w:rPr>
-          <w:rFonts w:ascii="Calibri" w:hAnsi="Calibri"/>
-        </w:rPr>
-        <w:t xml:space="preserve">Open </w:t>
-      </w:r>
-      <w:r>
-        <w:rPr>
-          <w:rFonts w:ascii="Calibri" w:hAnsi="Calibri"/>
-          <w:b/>
-        </w:rPr>
-        <w:t>Document Intake &gt; Add Files</w:t>
-      </w:r>
-      <w:r>
-        <w:rPr>
-          <w:rFonts w:ascii="Calibri" w:hAnsi="Calibri"/>
-        </w:rPr>
-        <w:t>.</w:t>
+        <w:pStyle w:val="ListBullet"/>
+      </w:pPr>
+      <w:r>
+        <w:rPr>
+          <w:rFonts w:ascii="Calibri" w:hAnsi="Calibri"/>
+        </w:rPr>
+        <w:t>PDF</w:t>
       </w:r>
     </w:p>
     <w:p>
       <w:pPr>
-        <w:pStyle w:val="ListNumber"/>
-      </w:pPr>
-      <w:r>
-        <w:rPr>
-          <w:rFonts w:ascii="Calibri" w:hAnsi="Calibri"/>
-        </w:rPr>
-        <w:t>Select one or more supported files.</w:t>
+        <w:pStyle w:val="ListBullet"/>
+      </w:pPr>
+      <w:r>
+        <w:rPr>
+          <w:rFonts w:ascii="Calibri" w:hAnsi="Calibri"/>
+        </w:rPr>
+        <w:t>DOCX</w:t>
       </w:r>
     </w:p>
     <w:p>
       <w:pPr>
-        <w:pStyle w:val="ListNumber"/>
-      </w:pPr>
-      <w:r>
-        <w:rPr>
-          <w:rFonts w:ascii="Calibri" w:hAnsi="Calibri"/>
-        </w:rPr>
-        <w:t>Choose the writable Knowledge Space.</w:t>
+        <w:pStyle w:val="ListBullet"/>
+      </w:pPr>
+      <w:r>
+        <w:rPr>
+          <w:rFonts w:ascii="Calibri" w:hAnsi="Calibri"/>
+        </w:rPr>
+        <w:t>PPTX</w:t>
       </w:r>
     </w:p>
     <w:p>
       <w:pPr>
-        <w:pStyle w:val="ListNumber"/>
-      </w:pPr>
-      <w:r>
-        <w:rPr>
-          <w:rFonts w:ascii="Calibri" w:hAnsi="Calibri"/>
-        </w:rPr>
-        <w:t>Choose the clearance level. You cannot upload above your own clearance.</w:t>
+        <w:pStyle w:val="ListBullet"/>
+      </w:pPr>
+      <w:r>
+        <w:rPr>
+          <w:rFonts w:ascii="Calibri" w:hAnsi="Calibri"/>
+        </w:rPr>
+        <w:t>CSV</w:t>
       </w:r>
     </w:p>
     <w:p>
       <w:pPr>
-        <w:pStyle w:val="ListNumber"/>
-      </w:pPr>
-      <w:r>
-        <w:rPr>
-          <w:rFonts w:ascii="Calibri" w:hAnsi="Calibri"/>
-        </w:rPr>
-        <w:t xml:space="preserve">Enable </w:t>
-      </w:r>
-      <w:r>
-        <w:rPr>
-          <w:rFonts w:ascii="Calibri" w:hAnsi="Calibri"/>
-          <w:b/>
-        </w:rPr>
-        <w:t>GraphRAG</w:t>
-      </w:r>
-      <w:r>
-        <w:rPr>
-          <w:rFonts w:ascii="Calibri" w:hAnsi="Calibri"/>
-        </w:rPr>
-        <w:t xml:space="preserve"> only when the document should participate in relationship, theme, risk, trend, or corpus-level analysis.</w:t>
+        <w:pStyle w:val="ListBullet"/>
+      </w:pPr>
+      <w:r>
+        <w:rPr>
+          <w:rFonts w:ascii="Calibri" w:hAnsi="Calibri"/>
+        </w:rPr>
+        <w:t>XLSX</w:t>
       </w:r>
     </w:p>
     <w:p>
       <w:pPr>
-        <w:pStyle w:val="ListNumber"/>
-      </w:pPr>
-      <w:r>
-        <w:rPr>
-          <w:rFonts w:ascii="Calibri" w:hAnsi="Calibri"/>
-        </w:rPr>
-        <w:t>Optionally add effective date, expiry date, description, and supersedes IDs. Supersedes IDs are for single-file replacements.</w:t>
+        <w:pStyle w:val="ListBullet"/>
+      </w:pPr>
+      <w:r>
+        <w:rPr>
+          <w:rFonts w:ascii="Calibri" w:hAnsi="Calibri"/>
+        </w:rPr>
+        <w:t>JPG or JPEG</w:t>
       </w:r>
     </w:p>
     <w:p>
       <w:pPr>
-        <w:pStyle w:val="ListNumber"/>
-      </w:pPr>
-      <w:r>
-        <w:rPr>
-          <w:rFonts w:ascii="Calibri" w:hAnsi="Calibri"/>
-        </w:rPr>
-        <w:t xml:space="preserve">Select </w:t>
-      </w:r>
-      <w:r>
-        <w:rPr>
-          <w:rFonts w:ascii="Calibri" w:hAnsi="Calibri"/>
-          <w:b/>
-        </w:rPr>
-        <w:t>Upload documents</w:t>
-      </w:r>
-      <w:r>
-        <w:rPr>
-          <w:rFonts w:ascii="Calibri" w:hAnsi="Calibri"/>
-        </w:rPr>
-        <w:t>.</w:t>
+        <w:pStyle w:val="ListBullet"/>
+      </w:pPr>
+      <w:r>
+        <w:rPr>
+          <w:rFonts w:ascii="Calibri" w:hAnsi="Calibri"/>
+        </w:rPr>
+        <w:t>PNG</w:t>
       </w:r>
     </w:p>
     <w:p>
       <w:pPr>
+        <w:pStyle w:val="ListBullet"/>
+      </w:pPr>
+      <w:r>
+        <w:rPr>
+          <w:rFonts w:ascii="Calibri" w:hAnsi="Calibri"/>
+        </w:rPr>
+        <w:t>JSON</w:t>
+      </w:r>
+    </w:p>
+    <w:p>
+      <w:r>
+        <w:rPr>
+          <w:rFonts w:ascii="Calibri" w:hAnsi="Calibri"/>
+        </w:rPr>
+        <w:t>Each file must be non-empty and no larger than 50 MB.</w:t>
+      </w:r>
+    </w:p>
+    <w:p>
+      <w:r>
+        <w:rPr>
+          <w:rFonts w:ascii="Calibri" w:hAnsi="Calibri"/>
+        </w:rPr>
+        <w:t xml:space="preserve">CSV files are treated as one table. Each visible, non-empty XLSX worksheet is treated as one table. Column names, types, and representative values are indexed; when metadata inference is available, generated descriptions help match queries to abbreviated column names. Formula expressions are indexed but never executed. After ingestion, open the document inspector's </w:t>
+      </w:r>
+      <w:r>
+        <w:rPr>
+          <w:rFonts w:ascii="Calibri" w:hAnsi="Calibri"/>
+          <w:b/>
+        </w:rPr>
+        <w:t>Tables</w:t>
+      </w:r>
+      <w:r>
+        <w:rPr>
+          <w:rFonts w:ascii="Calibri" w:hAnsi="Calibri"/>
+        </w:rPr>
+        <w:t xml:space="preserve"> tab to include or exclude sheets, correct one- or multi-row headers, rename tables and columns, and edit generated descriptions or aliases. Saving queues reindexing and never changes the uploaded workbook.</w:t>
+      </w:r>
+    </w:p>
+    <w:p>
+      <w:r>
+        <w:rPr>
+          <w:rFonts w:ascii="Calibri" w:hAnsi="Calibri"/>
+        </w:rPr>
+        <w:t>Upload steps:</w:t>
+      </w:r>
+    </w:p>
+    <w:p>
+      <w:pPr>
         <w:pStyle w:val="ListNumber"/>
       </w:pPr>
       <w:r>
         <w:rPr>
           <w:rFonts w:ascii="Calibri" w:hAnsi="Calibri"/>
         </w:rPr>
+        <w:t xml:space="preserve">Open </w:t>
+      </w:r>
+      <w:r>
+        <w:rPr>
+          <w:rFonts w:ascii="Calibri" w:hAnsi="Calibri"/>
+          <w:b/>
+        </w:rPr>
+        <w:t>Document Intake &gt; Add Files</w:t>
+      </w:r>
+      <w:r>
+        <w:rPr>
+          <w:rFonts w:ascii="Calibri" w:hAnsi="Calibri"/>
+        </w:rPr>
+        <w:t>.</w:t>
+      </w:r>
+    </w:p>
+    <w:p>
+      <w:pPr>
+        <w:pStyle w:val="ListNumber"/>
+      </w:pPr>
+      <w:r>
+        <w:rPr>
+          <w:rFonts w:ascii="Calibri" w:hAnsi="Calibri"/>
+        </w:rPr>
+        <w:t>Select one or more supported files.</w:t>
+      </w:r>
+    </w:p>
+    <w:p>
+      <w:pPr>
+        <w:pStyle w:val="ListNumber"/>
+      </w:pPr>
+      <w:r>
+        <w:rPr>
+          <w:rFonts w:ascii="Calibri" w:hAnsi="Calibri"/>
+        </w:rPr>
+        <w:t>Choose the writable Knowledge Space.</w:t>
+      </w:r>
+    </w:p>
+    <w:p>
+      <w:pPr>
+        <w:pStyle w:val="ListNumber"/>
+      </w:pPr>
+      <w:r>
+        <w:rPr>
+          <w:rFonts w:ascii="Calibri" w:hAnsi="Calibri"/>
+        </w:rPr>
+        <w:t>Choose the clearance level. You cannot upload above your own clearance.</w:t>
+      </w:r>
+    </w:p>
+    <w:p>
+      <w:pPr>
+        <w:pStyle w:val="ListNumber"/>
+      </w:pPr>
+      <w:r>
+        <w:rPr>
+          <w:rFonts w:ascii="Calibri" w:hAnsi="Calibri"/>
+        </w:rPr>
+        <w:t xml:space="preserve">For PPTX files, leave </w:t>
+      </w:r>
+      <w:r>
+        <w:rPr>
+          <w:rFonts w:ascii="Calibri" w:hAnsi="Calibri"/>
+          <w:b/>
+        </w:rPr>
+        <w:t>Analyze slide visuals</w:t>
+      </w:r>
+      <w:r>
+        <w:rPr>
+          <w:rFonts w:ascii="Calibri" w:hAnsi="Calibri"/>
+        </w:rPr>
+        <w:t xml:space="preserve"> enabled to interpret diagrams, charts, images, and spatial relationships. Disable it only for text-only intake.</w:t>
+      </w:r>
+    </w:p>
+    <w:p>
+      <w:pPr>
+        <w:pStyle w:val="ListNumber"/>
+      </w:pPr>
+      <w:r>
+        <w:rPr>
+          <w:rFonts w:ascii="Calibri" w:hAnsi="Calibri"/>
+        </w:rPr>
+        <w:t xml:space="preserve">Enable </w:t>
+      </w:r>
+      <w:r>
+        <w:rPr>
+          <w:rFonts w:ascii="Calibri" w:hAnsi="Calibri"/>
+          <w:b/>
+        </w:rPr>
+        <w:t>GraphRAG</w:t>
+      </w:r>
+      <w:r>
+        <w:rPr>
+          <w:rFonts w:ascii="Calibri" w:hAnsi="Calibri"/>
+        </w:rPr>
+        <w:t xml:space="preserve"> only when the document should participate in relationship, theme, risk, trend, or corpus-level analysis.</w:t>
+      </w:r>
+    </w:p>
+    <w:p>
+      <w:pPr>
+        <w:pStyle w:val="ListNumber"/>
+      </w:pPr>
+      <w:r>
+        <w:rPr>
+          <w:rFonts w:ascii="Calibri" w:hAnsi="Calibri"/>
+        </w:rPr>
+        <w:t>Optionally add effective date, expiry date, description, and supersedes IDs. Supersedes IDs are for single-file replacements.</w:t>
+      </w:r>
+    </w:p>
+    <w:p>
+      <w:pPr>
+        <w:pStyle w:val="ListNumber"/>
+      </w:pPr>
+      <w:r>
+        <w:rPr>
+          <w:rFonts w:ascii="Calibri" w:hAnsi="Calibri"/>
+        </w:rPr>
+        <w:t xml:space="preserve">Select </w:t>
+      </w:r>
+      <w:r>
+        <w:rPr>
+          <w:rFonts w:ascii="Calibri" w:hAnsi="Calibri"/>
+          <w:b/>
+        </w:rPr>
+        <w:t>Upload documents</w:t>
+      </w:r>
+      <w:r>
+        <w:rPr>
+          <w:rFonts w:ascii="Calibri" w:hAnsi="Calibri"/>
+        </w:rPr>
+        <w:t>.</w:t>
+      </w:r>
+    </w:p>
+    <w:p>
+      <w:pPr>
+        <w:pStyle w:val="ListNumber"/>
+      </w:pPr>
+      <w:r>
+        <w:rPr>
+          <w:rFonts w:ascii="Calibri" w:hAnsi="Calibri"/>
+        </w:rPr>
         <w:t xml:space="preserve">Watch </w:t>
       </w:r>
       <w:r>
@@ -2728,7 +2899,7 @@
         <w:rPr>
           <w:rFonts w:ascii="Calibri" w:hAnsi="Calibri"/>
         </w:rPr>
-        <w:t xml:space="preserve"> for progress and warnings.</w:t>
+        <w:t xml:space="preserve"> for progress and warnings. PPTX jobs report slide-by-slide visual-analysis progress.</w:t>
       </w:r>
     </w:p>
     <w:p>
@@ -3281,7 +3452,7 @@
         <w:rPr>
           <w:rFonts w:ascii="Calibri" w:hAnsi="Calibri"/>
         </w:rPr>
-        <w:t>: soft-deleted documents that authorized users can restore or delete.</w:t>
+        <w:t>: soft-deleted documents and glossary sources that authorized users can restore or delete.</w:t>
       </w:r>
     </w:p>
     <w:p>
@@ -4531,6 +4702,77 @@
               <w:rPr>
                 <w:rFonts w:ascii="Calibri" w:hAnsi="Calibri"/>
               </w:rPr>
+              <w:t>Preview search is unavailable</w:t>
+            </w:r>
+          </w:p>
+        </w:tc>
+        <w:tc>
+          <w:tcPr>
+            <w:tcW w:type="dxa" w:w="3260"/>
+            <w:vAlign w:val="center"/>
+            <w:tcMar>
+              <w:top w:w="80" w:type="dxa"/>
+              <w:bottom w:w="80" w:type="dxa"/>
+              <w:start w:w="120" w:type="dxa"/>
+              <w:end w:w="120" w:type="dxa"/>
+            </w:tcMar>
+          </w:tcPr>
+          <w:p>
+            <w:pPr>
+              <w:spacing w:after="0"/>
+            </w:pPr>
+            <w:r>
+              <w:rPr>
+                <w:rFonts w:ascii="Calibri" w:hAnsi="Calibri"/>
+              </w:rPr>
+              <w:t>The preview is a rendered slide or image</w:t>
+            </w:r>
+          </w:p>
+        </w:tc>
+        <w:tc>
+          <w:tcPr>
+            <w:tcW w:type="dxa" w:w="4000"/>
+            <w:vAlign w:val="center"/>
+            <w:tcMar>
+              <w:top w:w="80" w:type="dxa"/>
+              <w:bottom w:w="80" w:type="dxa"/>
+              <w:start w:w="120" w:type="dxa"/>
+              <w:end w:w="120" w:type="dxa"/>
+            </w:tcMar>
+          </w:tcPr>
+          <w:p>
+            <w:pPr>
+              <w:spacing w:after="0"/>
+            </w:pPr>
+            <w:r>
+              <w:rPr>
+                <w:rFonts w:ascii="Calibri" w:hAnsi="Calibri"/>
+              </w:rPr>
+              <w:t>Use the original file or an OCR workflow to search its text.</w:t>
+            </w:r>
+          </w:p>
+        </w:tc>
+      </w:tr>
+      <w:tr>
+        <w:tc>
+          <w:tcPr>
+            <w:tcW w:type="dxa" w:w="2100"/>
+            <w:vAlign w:val="center"/>
+            <w:tcMar>
+              <w:top w:w="80" w:type="dxa"/>
+              <w:bottom w:w="80" w:type="dxa"/>
+              <w:start w:w="120" w:type="dxa"/>
+              <w:end w:w="120" w:type="dxa"/>
+            </w:tcMar>
+          </w:tcPr>
+          <w:p>
+            <w:pPr>
+              <w:spacing w:after="0"/>
+            </w:pPr>
+            <w:r>
+              <w:rPr>
+                <w:rFonts w:ascii="Calibri" w:hAnsi="Calibri"/>
+              </w:rPr>
               <w:t>Graph enrichment is absent</w:t>
             </w:r>
           </w:p>
